--- a/docs/SynthGraph-Performance-Before-After-Report-Production.docx
+++ b/docs/SynthGraph-Performance-Before-After-Report-Production.docx
@@ -45,7 +45,7 @@
           <w:sz w:val="21"/>
           <w:szCs w:val="21"/>
         </w:rPr>
-        <w:t xml:space="preserve">Observed on production, fixed in commit 379c83c (branch perf/workspace-tab-navigation), then re-measured on production after the deploy, with the same script. A local mock-backend comparison is included for the failure cases that should not be provoked on the live site.</w:t>
+        <w:t xml:space="preserve">Observed on production, fixed in two deploys (379c83c: tab clicks and rate limiting; 1b1eb67: one workspace request), and re-measured on production after each with the same script. Local comparisons cover the failure cases that should not be provoked on the live site.</w:t>
       </w:r>
     </w:p>
     <w:tbl>
@@ -136,7 +136,7 @@
                 <w:sz w:val="20"/>
                 <w:szCs w:val="20"/>
               </w:rPr>
-              <w:t xml:space="preserve">Not fixed: a full page load still takes about 2.0 s on production, because the three sequential backend hops are unchanged. Refresh data pays that cost on demand instead of every click.</w:t>
+              <w:t xml:space="preserve">After the first deploy a full page load was still about 2.0 s, because the three sequential backend hops were unchanged. The second deploy loads the whole workspace in one backend request: the server render fell from 2015 ms to a median of 871 ms, and Refresh data from 2.1 s to 1.3 s. A hard page load is about 1.6 s (median of three, range 1.1-2.0 s).</w:t>
             </w:r>
           </w:p>
           <w:p>
@@ -213,7 +213,7 @@
           <w:sz w:val="21"/>
           <w:szCs w:val="21"/>
         </w:rPr>
-        <w:t xml:space="preserve">Implemented the fixes on a new branch from origin/main and committed them (379c83c). You merged and deployed it.</w:t>
+        <w:t xml:space="preserve">Implemented the fixes on a new branch from origin/main and committed them (379c83c). You merged and deployed it. After the first production re-check the full page load was still about 2 s, so I added a second change (1b1eb67: batched health and drift, one workspace endpoint, timing), which you also merged and deployed.</w:t>
       </w:r>
     </w:p>
     <w:p>
@@ -310,6 +310,20 @@
                 <w:szCs w:val="20"/>
               </w:rPr>
               <w:t xml:space="preserve">Not exercised on production: the rate-limit failure path (nothing got throttled) and the per-user throttle (provoking it would stress the live site). Both were verified locally only.</w:t>
+            </w:r>
+          </w:p>
+          <w:p>
+            <w:pPr>
+              <w:spacing w:after="40"/>
+            </w:pPr>
+            <w:r>
+              <w:rPr>
+                <w:rFonts w:ascii="Calibri" w:cs="Calibri" w:eastAsia="Calibri" w:hAnsi="Calibri"/>
+                <w:color w:val="1F2937"/>
+                <w:sz w:val="20"/>
+                <w:szCs w:val="20"/>
+              </w:rPr>
+              <w:t xml:space="preserve">The second change was also measured on a real backend and database with a proxy adding a 150 ms round trip (section 6). That shows the effect of round trips and call counts, not production milliseconds.</w:t>
             </w:r>
           </w:p>
         </w:tc>
@@ -4303,7 +4317,7 @@
           <w:sz w:val="32"/>
           <w:szCs w:val="32"/>
         </w:rPr>
-        <w:t xml:space="preserve">5. After: production, same script as section 2</w:t>
+        <w:t xml:space="preserve">5. After the first deploy: production, same script as section 2</w:t>
       </w:r>
     </w:p>
     <w:p>
@@ -6669,7 +6683,7 @@
                 <w:sz w:val="20"/>
                 <w:szCs w:val="20"/>
               </w:rPr>
-              <w:t xml:space="preserve">Page load: unchanged at about 2 s. Calls fell from 33 to 18, but the hops did not, so the wait did not shrink. That is the next change (section 6), not a regression: it is the same cost as before, now paid once per visit instead of once per click.</w:t>
+              <w:t xml:space="preserve">Page load: unchanged at about 2 s. Calls fell from 33 to 18, but the hops did not, so the wait did not shrink. That is what the second change (sections 6 and 7) addresses.</w:t>
             </w:r>
           </w:p>
         </w:tc>
@@ -6689,7 +6703,1666 @@
           <w:sz w:val="32"/>
           <w:szCs w:val="32"/>
         </w:rPr>
-        <w:t xml:space="preserve">6. Limits and what is not done</w:t>
+        <w:t xml:space="preserve">6. The second change: one workspace request</w:t>
+      </w:r>
+    </w:p>
+    <w:p>
+      <w:pPr>
+        <w:spacing w:after="110" w:line="276"/>
+      </w:pPr>
+      <w:r>
+        <w:rPr>
+          <w:rFonts w:ascii="Calibri" w:cs="Calibri" w:eastAsia="Calibri" w:hAnsi="Calibri"/>
+          <w:color w:val="1F2937"/>
+          <w:sz w:val="21"/>
+          <w:szCs w:val="21"/>
+        </w:rPr>
+        <w:t xml:space="preserve">The full page load needed three dependent rounds of backend calls: the session check, then the lists, then the per-run and per-generation data. Fewer calls in the same three rounds did not help, so the change removes a round instead. Three additive backend routes, each built from the services behind the routes it replaces: health and drift for every run of an experiment in one call, and GET /experiments/:id/workspace, which returns the experiment, correlation report, runs (with metrics, evaluations, health and drift) and generations with their manifests in one response. The frontend uses it and falls back to the separate routes on an older backend. The workspace route also sends a Server-Timing header with the duration of each part, and the page logs it.</w:t>
+      </w:r>
+    </w:p>
+    <w:p>
+      <w:pPr>
+        <w:pStyle w:val="Heading2"/>
+        <w:keepNext/>
+        <w:spacing w:after="100" w:before="240"/>
+      </w:pPr>
+      <w:r>
+        <w:rPr>
+          <w:rFonts w:ascii="Calibri" w:cs="Calibri" w:eastAsia="Calibri" w:hAnsi="Calibri"/>
+          <w:b/>
+          <w:bCs/>
+          <w:color w:val="1D4ED8"/>
+          <w:sz w:val="26"/>
+          <w:szCs w:val="26"/>
+        </w:rPr>
+        <w:t xml:space="preserve">Measured on a real backend and database</w:t>
+      </w:r>
+    </w:p>
+    <w:p>
+      <w:pPr>
+        <w:spacing w:after="110" w:line="276"/>
+      </w:pPr>
+      <w:r>
+        <w:rPr>
+          <w:rFonts w:ascii="Calibri" w:cs="Calibri" w:eastAsia="Calibri" w:hAnsi="Calibri"/>
+          <w:color w:val="1F2937"/>
+          <w:sz w:val="21"/>
+          <w:szCs w:val="21"/>
+        </w:rPr>
+        <w:t xml:space="preserve">Real backend, real Postgres, a production Next build, seeded like the Phase 1 experiment, with a proxy adding 150 ms of round trip between the two. "Today's production" hides the new routes, which is what the previously deployed backend does. The local database answers in milliseconds, so this shows round-trip effects, not production milliseconds.</w:t>
+      </w:r>
+    </w:p>
+    <w:tbl>
+      <w:tblPr>
+        <w:tblW w:type="dxa" w:w="9900"/>
+        <w:tblBorders>
+          <w:top w:val="single" w:color="auto" w:sz="4"/>
+          <w:left w:val="single" w:color="auto" w:sz="4"/>
+          <w:bottom w:val="single" w:color="auto" w:sz="4"/>
+          <w:right w:val="single" w:color="auto" w:sz="4"/>
+          <w:insideH w:val="single" w:color="auto" w:sz="4"/>
+          <w:insideV w:val="single" w:color="auto" w:sz="4"/>
+        </w:tblBorders>
+      </w:tblPr>
+      <w:tblGrid>
+        <w:gridCol w:w="3700"/>
+        <w:gridCol w:w="1700"/>
+        <w:gridCol w:w="2000"/>
+        <w:gridCol w:w="2500"/>
+      </w:tblGrid>
+      <w:tr>
+        <w:trPr>
+          <w:tblHeader/>
+        </w:trPr>
+        <w:tc>
+          <w:tcPr>
+            <w:tcW w:type="dxa" w:w="3700"/>
+            <w:tcBorders>
+              <w:top w:val="single" w:color="D1D5DB" w:sz="4"/>
+              <w:left w:val="single" w:color="D1D5DB" w:sz="4"/>
+              <w:bottom w:val="single" w:color="D1D5DB" w:sz="4"/>
+              <w:right w:val="single" w:color="D1D5DB" w:sz="4"/>
+            </w:tcBorders>
+            <w:shd w:fill="E5E7EB" w:color="auto" w:val="clear"/>
+            <w:tcMar>
+              <w:top w:type="dxa" w:w="70"/>
+              <w:left w:type="dxa" w:w="110"/>
+              <w:bottom w:type="dxa" w:w="70"/>
+              <w:right w:type="dxa" w:w="110"/>
+            </w:tcMar>
+          </w:tcPr>
+          <w:p>
+            <w:r>
+              <w:rPr>
+                <w:rFonts w:ascii="Calibri" w:cs="Calibri" w:eastAsia="Calibri" w:hAnsi="Calibri"/>
+                <w:b/>
+                <w:bCs/>
+                <w:sz w:val="19"/>
+                <w:szCs w:val="19"/>
+              </w:rPr>
+              <w:t xml:space="preserve">Loading mode</w:t>
+            </w:r>
+          </w:p>
+        </w:tc>
+        <w:tc>
+          <w:tcPr>
+            <w:tcW w:type="dxa" w:w="1700"/>
+            <w:tcBorders>
+              <w:top w:val="single" w:color="D1D5DB" w:sz="4"/>
+              <w:left w:val="single" w:color="D1D5DB" w:sz="4"/>
+              <w:bottom w:val="single" w:color="D1D5DB" w:sz="4"/>
+              <w:right w:val="single" w:color="D1D5DB" w:sz="4"/>
+            </w:tcBorders>
+            <w:shd w:fill="E5E7EB" w:color="auto" w:val="clear"/>
+            <w:tcMar>
+              <w:top w:type="dxa" w:w="70"/>
+              <w:left w:type="dxa" w:w="110"/>
+              <w:bottom w:type="dxa" w:w="70"/>
+              <w:right w:type="dxa" w:w="110"/>
+            </w:tcMar>
+          </w:tcPr>
+          <w:p>
+            <w:r>
+              <w:rPr>
+                <w:rFonts w:ascii="Calibri" w:cs="Calibri" w:eastAsia="Calibri" w:hAnsi="Calibri"/>
+                <w:b/>
+                <w:bCs/>
+                <w:sz w:val="19"/>
+                <w:szCs w:val="19"/>
+              </w:rPr>
+              <w:t xml:space="preserve">Page load</w:t>
+            </w:r>
+          </w:p>
+        </w:tc>
+        <w:tc>
+          <w:tcPr>
+            <w:tcW w:type="dxa" w:w="2000"/>
+            <w:tcBorders>
+              <w:top w:val="single" w:color="D1D5DB" w:sz="4"/>
+              <w:left w:val="single" w:color="D1D5DB" w:sz="4"/>
+              <w:bottom w:val="single" w:color="D1D5DB" w:sz="4"/>
+              <w:right w:val="single" w:color="D1D5DB" w:sz="4"/>
+            </w:tcBorders>
+            <w:shd w:fill="E5E7EB" w:color="auto" w:val="clear"/>
+            <w:tcMar>
+              <w:top w:type="dxa" w:w="70"/>
+              <w:left w:type="dxa" w:w="110"/>
+              <w:bottom w:type="dxa" w:w="70"/>
+              <w:right w:type="dxa" w:w="110"/>
+            </w:tcMar>
+          </w:tcPr>
+          <w:p>
+            <w:r>
+              <w:rPr>
+                <w:rFonts w:ascii="Calibri" w:cs="Calibri" w:eastAsia="Calibri" w:hAnsi="Calibri"/>
+                <w:b/>
+                <w:bCs/>
+                <w:sz w:val="19"/>
+                <w:szCs w:val="19"/>
+              </w:rPr>
+              <w:t xml:space="preserve">Backend calls</w:t>
+            </w:r>
+          </w:p>
+        </w:tc>
+        <w:tc>
+          <w:tcPr>
+            <w:tcW w:type="dxa" w:w="2500"/>
+            <w:tcBorders>
+              <w:top w:val="single" w:color="D1D5DB" w:sz="4"/>
+              <w:left w:val="single" w:color="D1D5DB" w:sz="4"/>
+              <w:bottom w:val="single" w:color="D1D5DB" w:sz="4"/>
+              <w:right w:val="single" w:color="D1D5DB" w:sz="4"/>
+            </w:tcBorders>
+            <w:shd w:fill="E5E7EB" w:color="auto" w:val="clear"/>
+            <w:tcMar>
+              <w:top w:type="dxa" w:w="70"/>
+              <w:left w:type="dxa" w:w="110"/>
+              <w:bottom w:type="dxa" w:w="70"/>
+              <w:right w:type="dxa" w:w="110"/>
+            </w:tcMar>
+          </w:tcPr>
+          <w:p>
+            <w:r>
+              <w:rPr>
+                <w:rFonts w:ascii="Calibri" w:cs="Calibri" w:eastAsia="Calibri" w:hAnsi="Calibri"/>
+                <w:b/>
+                <w:bCs/>
+                <w:sz w:val="19"/>
+                <w:szCs w:val="19"/>
+              </w:rPr>
+              <w:t xml:space="preserve">Sequential hops</w:t>
+            </w:r>
+          </w:p>
+        </w:tc>
+      </w:tr>
+      <w:tr>
+        <w:trPr>
+          <w:cantSplit/>
+        </w:trPr>
+        <w:tc>
+          <w:tcPr>
+            <w:tcW w:type="dxa" w:w="3700"/>
+            <w:tcBorders>
+              <w:top w:val="single" w:color="D1D5DB" w:sz="4"/>
+              <w:left w:val="single" w:color="D1D5DB" w:sz="4"/>
+              <w:bottom w:val="single" w:color="D1D5DB" w:sz="4"/>
+              <w:right w:val="single" w:color="D1D5DB" w:sz="4"/>
+            </w:tcBorders>
+            <w:tcMar>
+              <w:top w:type="dxa" w:w="70"/>
+              <w:left w:type="dxa" w:w="110"/>
+              <w:bottom w:type="dxa" w:w="70"/>
+              <w:right w:type="dxa" w:w="110"/>
+            </w:tcMar>
+          </w:tcPr>
+          <w:p>
+            <w:r>
+              <w:rPr>
+                <w:rFonts w:ascii="Calibri" w:cs="Calibri" w:eastAsia="Calibri" w:hAnsi="Calibri"/>
+                <w:sz w:val="19"/>
+                <w:szCs w:val="19"/>
+              </w:rPr>
+              <w:t xml:space="preserve">Today's production (before this change)</w:t>
+            </w:r>
+          </w:p>
+        </w:tc>
+        <w:tc>
+          <w:tcPr>
+            <w:tcW w:type="dxa" w:w="1700"/>
+            <w:tcBorders>
+              <w:top w:val="single" w:color="D1D5DB" w:sz="4"/>
+              <w:left w:val="single" w:color="D1D5DB" w:sz="4"/>
+              <w:bottom w:val="single" w:color="D1D5DB" w:sz="4"/>
+              <w:right w:val="single" w:color="D1D5DB" w:sz="4"/>
+            </w:tcBorders>
+            <w:tcMar>
+              <w:top w:type="dxa" w:w="70"/>
+              <w:left w:type="dxa" w:w="110"/>
+              <w:bottom w:type="dxa" w:w="70"/>
+              <w:right w:type="dxa" w:w="110"/>
+            </w:tcMar>
+          </w:tcPr>
+          <w:p>
+            <w:r>
+              <w:rPr>
+                <w:rFonts w:ascii="Calibri" w:cs="Calibri" w:eastAsia="Calibri" w:hAnsi="Calibri"/>
+                <w:sz w:val="19"/>
+                <w:szCs w:val="19"/>
+              </w:rPr>
+              <w:t xml:space="preserve">648-709 ms</w:t>
+            </w:r>
+          </w:p>
+        </w:tc>
+        <w:tc>
+          <w:tcPr>
+            <w:tcW w:type="dxa" w:w="2000"/>
+            <w:tcBorders>
+              <w:top w:val="single" w:color="D1D5DB" w:sz="4"/>
+              <w:left w:val="single" w:color="D1D5DB" w:sz="4"/>
+              <w:bottom w:val="single" w:color="D1D5DB" w:sz="4"/>
+              <w:right w:val="single" w:color="D1D5DB" w:sz="4"/>
+            </w:tcBorders>
+            <w:tcMar>
+              <w:top w:type="dxa" w:w="70"/>
+              <w:left w:type="dxa" w:w="110"/>
+              <w:bottom w:type="dxa" w:w="70"/>
+              <w:right w:type="dxa" w:w="110"/>
+            </w:tcMar>
+          </w:tcPr>
+          <w:p>
+            <w:r>
+              <w:rPr>
+                <w:rFonts w:ascii="Calibri" w:cs="Calibri" w:eastAsia="Calibri" w:hAnsi="Calibri"/>
+                <w:sz w:val="19"/>
+                <w:szCs w:val="19"/>
+              </w:rPr>
+              <w:t xml:space="preserve">18</w:t>
+            </w:r>
+          </w:p>
+        </w:tc>
+        <w:tc>
+          <w:tcPr>
+            <w:tcW w:type="dxa" w:w="2500"/>
+            <w:tcBorders>
+              <w:top w:val="single" w:color="D1D5DB" w:sz="4"/>
+              <w:left w:val="single" w:color="D1D5DB" w:sz="4"/>
+              <w:bottom w:val="single" w:color="D1D5DB" w:sz="4"/>
+              <w:right w:val="single" w:color="D1D5DB" w:sz="4"/>
+            </w:tcBorders>
+            <w:tcMar>
+              <w:top w:type="dxa" w:w="70"/>
+              <w:left w:type="dxa" w:w="110"/>
+              <w:bottom w:type="dxa" w:w="70"/>
+              <w:right w:type="dxa" w:w="110"/>
+            </w:tcMar>
+          </w:tcPr>
+          <w:p>
+            <w:r>
+              <w:rPr>
+                <w:rFonts w:ascii="Calibri" w:cs="Calibri" w:eastAsia="Calibri" w:hAnsi="Calibri"/>
+                <w:sz w:val="19"/>
+                <w:szCs w:val="19"/>
+              </w:rPr>
+              <w:t xml:space="preserve">3</w:t>
+            </w:r>
+          </w:p>
+        </w:tc>
+      </w:tr>
+      <w:tr>
+        <w:trPr>
+          <w:cantSplit/>
+        </w:trPr>
+        <w:tc>
+          <w:tcPr>
+            <w:tcW w:type="dxa" w:w="3700"/>
+            <w:tcBorders>
+              <w:top w:val="single" w:color="D1D5DB" w:sz="4"/>
+              <w:left w:val="single" w:color="D1D5DB" w:sz="4"/>
+              <w:bottom w:val="single" w:color="D1D5DB" w:sz="4"/>
+              <w:right w:val="single" w:color="D1D5DB" w:sz="4"/>
+            </w:tcBorders>
+            <w:tcMar>
+              <w:top w:type="dxa" w:w="70"/>
+              <w:left w:type="dxa" w:w="110"/>
+              <w:bottom w:type="dxa" w:w="70"/>
+              <w:right w:type="dxa" w:w="110"/>
+            </w:tcMar>
+          </w:tcPr>
+          <w:p>
+            <w:r>
+              <w:rPr>
+                <w:rFonts w:ascii="Calibri" w:cs="Calibri" w:eastAsia="Calibri" w:hAnsi="Calibri"/>
+                <w:sz w:val="19"/>
+                <w:szCs w:val="19"/>
+              </w:rPr>
+              <w:t xml:space="preserve">Batched health and drift only</w:t>
+            </w:r>
+          </w:p>
+        </w:tc>
+        <w:tc>
+          <w:tcPr>
+            <w:tcW w:type="dxa" w:w="1700"/>
+            <w:tcBorders>
+              <w:top w:val="single" w:color="D1D5DB" w:sz="4"/>
+              <w:left w:val="single" w:color="D1D5DB" w:sz="4"/>
+              <w:bottom w:val="single" w:color="D1D5DB" w:sz="4"/>
+              <w:right w:val="single" w:color="D1D5DB" w:sz="4"/>
+            </w:tcBorders>
+            <w:tcMar>
+              <w:top w:type="dxa" w:w="70"/>
+              <w:left w:type="dxa" w:w="110"/>
+              <w:bottom w:type="dxa" w:w="70"/>
+              <w:right w:type="dxa" w:w="110"/>
+            </w:tcMar>
+          </w:tcPr>
+          <w:p>
+            <w:r>
+              <w:rPr>
+                <w:rFonts w:ascii="Calibri" w:cs="Calibri" w:eastAsia="Calibri" w:hAnsi="Calibri"/>
+                <w:sz w:val="19"/>
+                <w:szCs w:val="19"/>
+              </w:rPr>
+              <w:t xml:space="preserve">634-649 ms</w:t>
+            </w:r>
+          </w:p>
+        </w:tc>
+        <w:tc>
+          <w:tcPr>
+            <w:tcW w:type="dxa" w:w="2000"/>
+            <w:tcBorders>
+              <w:top w:val="single" w:color="D1D5DB" w:sz="4"/>
+              <w:left w:val="single" w:color="D1D5DB" w:sz="4"/>
+              <w:bottom w:val="single" w:color="D1D5DB" w:sz="4"/>
+              <w:right w:val="single" w:color="D1D5DB" w:sz="4"/>
+            </w:tcBorders>
+            <w:tcMar>
+              <w:top w:type="dxa" w:w="70"/>
+              <w:left w:type="dxa" w:w="110"/>
+              <w:bottom w:type="dxa" w:w="70"/>
+              <w:right w:type="dxa" w:w="110"/>
+            </w:tcMar>
+          </w:tcPr>
+          <w:p>
+            <w:r>
+              <w:rPr>
+                <w:rFonts w:ascii="Calibri" w:cs="Calibri" w:eastAsia="Calibri" w:hAnsi="Calibri"/>
+                <w:sz w:val="19"/>
+                <w:szCs w:val="19"/>
+              </w:rPr>
+              <w:t xml:space="preserve">14</w:t>
+            </w:r>
+          </w:p>
+        </w:tc>
+        <w:tc>
+          <w:tcPr>
+            <w:tcW w:type="dxa" w:w="2500"/>
+            <w:tcBorders>
+              <w:top w:val="single" w:color="D1D5DB" w:sz="4"/>
+              <w:left w:val="single" w:color="D1D5DB" w:sz="4"/>
+              <w:bottom w:val="single" w:color="D1D5DB" w:sz="4"/>
+              <w:right w:val="single" w:color="D1D5DB" w:sz="4"/>
+            </w:tcBorders>
+            <w:tcMar>
+              <w:top w:type="dxa" w:w="70"/>
+              <w:left w:type="dxa" w:w="110"/>
+              <w:bottom w:type="dxa" w:w="70"/>
+              <w:right w:type="dxa" w:w="110"/>
+            </w:tcMar>
+          </w:tcPr>
+          <w:p>
+            <w:r>
+              <w:rPr>
+                <w:rFonts w:ascii="Calibri" w:cs="Calibri" w:eastAsia="Calibri" w:hAnsi="Calibri"/>
+                <w:sz w:val="19"/>
+                <w:szCs w:val="19"/>
+              </w:rPr>
+              <w:t xml:space="preserve">3</w:t>
+            </w:r>
+          </w:p>
+        </w:tc>
+      </w:tr>
+      <w:tr>
+        <w:trPr>
+          <w:cantSplit/>
+        </w:trPr>
+        <w:tc>
+          <w:tcPr>
+            <w:tcW w:type="dxa" w:w="3700"/>
+            <w:tcBorders>
+              <w:top w:val="single" w:color="D1D5DB" w:sz="4"/>
+              <w:left w:val="single" w:color="D1D5DB" w:sz="4"/>
+              <w:bottom w:val="single" w:color="D1D5DB" w:sz="4"/>
+              <w:right w:val="single" w:color="D1D5DB" w:sz="4"/>
+            </w:tcBorders>
+            <w:tcMar>
+              <w:top w:type="dxa" w:w="70"/>
+              <w:left w:type="dxa" w:w="110"/>
+              <w:bottom w:type="dxa" w:w="70"/>
+              <w:right w:type="dxa" w:w="110"/>
+            </w:tcMar>
+          </w:tcPr>
+          <w:p>
+            <w:r>
+              <w:rPr>
+                <w:rFonts w:ascii="Calibri" w:cs="Calibri" w:eastAsia="Calibri" w:hAnsi="Calibri"/>
+                <w:b/>
+                <w:bCs/>
+                <w:sz w:val="19"/>
+                <w:szCs w:val="19"/>
+              </w:rPr>
+              <w:t xml:space="preserve">One workspace request</w:t>
+            </w:r>
+          </w:p>
+        </w:tc>
+        <w:tc>
+          <w:tcPr>
+            <w:tcW w:type="dxa" w:w="1700"/>
+            <w:tcBorders>
+              <w:top w:val="single" w:color="D1D5DB" w:sz="4"/>
+              <w:left w:val="single" w:color="D1D5DB" w:sz="4"/>
+              <w:bottom w:val="single" w:color="D1D5DB" w:sz="4"/>
+              <w:right w:val="single" w:color="D1D5DB" w:sz="4"/>
+            </w:tcBorders>
+            <w:tcMar>
+              <w:top w:type="dxa" w:w="70"/>
+              <w:left w:type="dxa" w:w="110"/>
+              <w:bottom w:type="dxa" w:w="70"/>
+              <w:right w:type="dxa" w:w="110"/>
+            </w:tcMar>
+          </w:tcPr>
+          <w:p>
+            <w:r>
+              <w:rPr>
+                <w:rFonts w:ascii="Calibri" w:cs="Calibri" w:eastAsia="Calibri" w:hAnsi="Calibri"/>
+                <w:b/>
+                <w:bCs/>
+                <w:color w:val="15803D"/>
+                <w:sz w:val="19"/>
+                <w:szCs w:val="19"/>
+              </w:rPr>
+              <w:t xml:space="preserve">372-402 ms</w:t>
+            </w:r>
+          </w:p>
+        </w:tc>
+        <w:tc>
+          <w:tcPr>
+            <w:tcW w:type="dxa" w:w="2000"/>
+            <w:tcBorders>
+              <w:top w:val="single" w:color="D1D5DB" w:sz="4"/>
+              <w:left w:val="single" w:color="D1D5DB" w:sz="4"/>
+              <w:bottom w:val="single" w:color="D1D5DB" w:sz="4"/>
+              <w:right w:val="single" w:color="D1D5DB" w:sz="4"/>
+            </w:tcBorders>
+            <w:tcMar>
+              <w:top w:type="dxa" w:w="70"/>
+              <w:left w:type="dxa" w:w="110"/>
+              <w:bottom w:type="dxa" w:w="70"/>
+              <w:right w:type="dxa" w:w="110"/>
+            </w:tcMar>
+          </w:tcPr>
+          <w:p>
+            <w:r>
+              <w:rPr>
+                <w:rFonts w:ascii="Calibri" w:cs="Calibri" w:eastAsia="Calibri" w:hAnsi="Calibri"/>
+                <w:b/>
+                <w:bCs/>
+                <w:color w:val="15803D"/>
+                <w:sz w:val="19"/>
+                <w:szCs w:val="19"/>
+              </w:rPr>
+              <w:t xml:space="preserve">3</w:t>
+            </w:r>
+          </w:p>
+        </w:tc>
+        <w:tc>
+          <w:tcPr>
+            <w:tcW w:type="dxa" w:w="2500"/>
+            <w:tcBorders>
+              <w:top w:val="single" w:color="D1D5DB" w:sz="4"/>
+              <w:left w:val="single" w:color="D1D5DB" w:sz="4"/>
+              <w:bottom w:val="single" w:color="D1D5DB" w:sz="4"/>
+              <w:right w:val="single" w:color="D1D5DB" w:sz="4"/>
+            </w:tcBorders>
+            <w:tcMar>
+              <w:top w:type="dxa" w:w="70"/>
+              <w:left w:type="dxa" w:w="110"/>
+              <w:bottom w:type="dxa" w:w="70"/>
+              <w:right w:type="dxa" w:w="110"/>
+            </w:tcMar>
+          </w:tcPr>
+          <w:p>
+            <w:r>
+              <w:rPr>
+                <w:rFonts w:ascii="Calibri" w:cs="Calibri" w:eastAsia="Calibri" w:hAnsi="Calibri"/>
+                <w:b/>
+                <w:bCs/>
+                <w:color w:val="15803D"/>
+                <w:sz w:val="19"/>
+                <w:szCs w:val="19"/>
+              </w:rPr>
+              <w:t xml:space="preserve">2</w:t>
+            </w:r>
+          </w:p>
+        </w:tc>
+      </w:tr>
+    </w:tbl>
+    <w:p>
+      <w:pPr>
+        <w:spacing w:after="100"/>
+      </w:pPr>
+    </w:p>
+    <w:p>
+      <w:pPr>
+        <w:spacing w:after="110" w:line="276"/>
+      </w:pPr>
+      <w:r>
+        <w:rPr>
+          <w:rFonts w:ascii="Calibri" w:cs="Calibri" w:eastAsia="Calibri" w:hAnsi="Calibri"/>
+          <w:color w:val="1F2937"/>
+          <w:sz w:val="21"/>
+          <w:szCs w:val="21"/>
+        </w:rPr>
+        <w:t xml:space="preserve">The three backend calls are the session check, the workspace request, and the page-title lookup, which runs alongside. The page returned by all three modes is byte-for-byte identical, so only the way the data is loaded changed. Wrong-project, missing-experiment and invalid-key requests behave as before. The new route returns exactly what the separate routes return, piece by piece, in an end-to-end test against a real database (243 end-to-end tests pass).</w:t>
+      </w:r>
+    </w:p>
+    <w:p>
+      <w:pPr>
+        <w:pStyle w:val="Heading1"/>
+        <w:spacing w:after="140" w:before="320"/>
+      </w:pPr>
+      <w:r>
+        <w:rPr>
+          <w:rFonts w:ascii="Calibri" w:cs="Calibri" w:eastAsia="Calibri" w:hAnsi="Calibri"/>
+          <w:b/>
+          <w:bCs/>
+          <w:color w:val="1F2937"/>
+          <w:sz w:val="32"/>
+          <w:szCs w:val="32"/>
+        </w:rPr>
+        <w:t xml:space="preserve">7. After the second deploy: production</w:t>
+      </w:r>
+    </w:p>
+    <w:p>
+      <w:pPr>
+        <w:spacing w:after="110" w:line="276"/>
+      </w:pPr>
+      <w:r>
+        <w:rPr>
+          <w:rFonts w:ascii="Calibri" w:cs="Calibri" w:eastAsia="Calibri" w:hAnsi="Calibri"/>
+          <w:color w:val="1F2937"/>
+          <w:sz w:val="21"/>
+          <w:szCs w:val="21"/>
+        </w:rPr>
+        <w:t xml:space="preserve">Same account and experiment as before.</w:t>
+      </w:r>
+    </w:p>
+    <w:tbl>
+      <w:tblPr>
+        <w:tblW w:type="dxa" w:w="9900"/>
+        <w:tblBorders>
+          <w:top w:val="single" w:color="auto" w:sz="4"/>
+          <w:left w:val="single" w:color="auto" w:sz="4"/>
+          <w:bottom w:val="single" w:color="auto" w:sz="4"/>
+          <w:right w:val="single" w:color="auto" w:sz="4"/>
+          <w:insideH w:val="single" w:color="auto" w:sz="4"/>
+          <w:insideV w:val="single" w:color="auto" w:sz="4"/>
+        </w:tblBorders>
+      </w:tblPr>
+      <w:tblGrid>
+        <w:gridCol w:w="3600"/>
+        <w:gridCol w:w="2100"/>
+        <w:gridCol w:w="2100"/>
+        <w:gridCol w:w="2100"/>
+      </w:tblGrid>
+      <w:tr>
+        <w:trPr>
+          <w:tblHeader/>
+        </w:trPr>
+        <w:tc>
+          <w:tcPr>
+            <w:tcW w:type="dxa" w:w="3600"/>
+            <w:tcBorders>
+              <w:top w:val="single" w:color="D1D5DB" w:sz="4"/>
+              <w:left w:val="single" w:color="D1D5DB" w:sz="4"/>
+              <w:bottom w:val="single" w:color="D1D5DB" w:sz="4"/>
+              <w:right w:val="single" w:color="D1D5DB" w:sz="4"/>
+            </w:tcBorders>
+            <w:shd w:fill="E5E7EB" w:color="auto" w:val="clear"/>
+            <w:tcMar>
+              <w:top w:type="dxa" w:w="70"/>
+              <w:left w:type="dxa" w:w="110"/>
+              <w:bottom w:type="dxa" w:w="70"/>
+              <w:right w:type="dxa" w:w="110"/>
+            </w:tcMar>
+          </w:tcPr>
+          <w:p>
+            <w:r>
+              <w:rPr>
+                <w:rFonts w:ascii="Calibri" w:cs="Calibri" w:eastAsia="Calibri" w:hAnsi="Calibri"/>
+                <w:b/>
+                <w:bCs/>
+                <w:sz w:val="19"/>
+                <w:szCs w:val="19"/>
+              </w:rPr>
+              <w:t xml:space="preserve">Measure</w:t>
+            </w:r>
+          </w:p>
+        </w:tc>
+        <w:tc>
+          <w:tcPr>
+            <w:tcW w:type="dxa" w:w="2100"/>
+            <w:tcBorders>
+              <w:top w:val="single" w:color="D1D5DB" w:sz="4"/>
+              <w:left w:val="single" w:color="D1D5DB" w:sz="4"/>
+              <w:bottom w:val="single" w:color="D1D5DB" w:sz="4"/>
+              <w:right w:val="single" w:color="D1D5DB" w:sz="4"/>
+            </w:tcBorders>
+            <w:shd w:fill="E5E7EB" w:color="auto" w:val="clear"/>
+            <w:tcMar>
+              <w:top w:type="dxa" w:w="70"/>
+              <w:left w:type="dxa" w:w="110"/>
+              <w:bottom w:type="dxa" w:w="70"/>
+              <w:right w:type="dxa" w:w="110"/>
+            </w:tcMar>
+          </w:tcPr>
+          <w:p>
+            <w:r>
+              <w:rPr>
+                <w:rFonts w:ascii="Calibri" w:cs="Calibri" w:eastAsia="Calibri" w:hAnsi="Calibri"/>
+                <w:b/>
+                <w:bCs/>
+                <w:sz w:val="19"/>
+                <w:szCs w:val="19"/>
+              </w:rPr>
+              <w:t xml:space="preserve">Before this change</w:t>
+            </w:r>
+          </w:p>
+        </w:tc>
+        <w:tc>
+          <w:tcPr>
+            <w:tcW w:type="dxa" w:w="2100"/>
+            <w:tcBorders>
+              <w:top w:val="single" w:color="D1D5DB" w:sz="4"/>
+              <w:left w:val="single" w:color="D1D5DB" w:sz="4"/>
+              <w:bottom w:val="single" w:color="D1D5DB" w:sz="4"/>
+              <w:right w:val="single" w:color="D1D5DB" w:sz="4"/>
+            </w:tcBorders>
+            <w:shd w:fill="E5E7EB" w:color="auto" w:val="clear"/>
+            <w:tcMar>
+              <w:top w:type="dxa" w:w="70"/>
+              <w:left w:type="dxa" w:w="110"/>
+              <w:bottom w:type="dxa" w:w="70"/>
+              <w:right w:type="dxa" w:w="110"/>
+            </w:tcMar>
+          </w:tcPr>
+          <w:p>
+            <w:r>
+              <w:rPr>
+                <w:rFonts w:ascii="Calibri" w:cs="Calibri" w:eastAsia="Calibri" w:hAnsi="Calibri"/>
+                <w:b/>
+                <w:bCs/>
+                <w:sz w:val="19"/>
+                <w:szCs w:val="19"/>
+              </w:rPr>
+              <w:t xml:space="preserve">Now</w:t>
+            </w:r>
+          </w:p>
+        </w:tc>
+        <w:tc>
+          <w:tcPr>
+            <w:tcW w:type="dxa" w:w="2100"/>
+            <w:tcBorders>
+              <w:top w:val="single" w:color="D1D5DB" w:sz="4"/>
+              <w:left w:val="single" w:color="D1D5DB" w:sz="4"/>
+              <w:bottom w:val="single" w:color="D1D5DB" w:sz="4"/>
+              <w:right w:val="single" w:color="D1D5DB" w:sz="4"/>
+            </w:tcBorders>
+            <w:shd w:fill="E5E7EB" w:color="auto" w:val="clear"/>
+            <w:tcMar>
+              <w:top w:type="dxa" w:w="70"/>
+              <w:left w:type="dxa" w:w="110"/>
+              <w:bottom w:type="dxa" w:w="70"/>
+              <w:right w:type="dxa" w:w="110"/>
+            </w:tcMar>
+          </w:tcPr>
+          <w:p>
+            <w:r>
+              <w:rPr>
+                <w:rFonts w:ascii="Calibri" w:cs="Calibri" w:eastAsia="Calibri" w:hAnsi="Calibri"/>
+                <w:b/>
+                <w:bCs/>
+                <w:sz w:val="19"/>
+                <w:szCs w:val="19"/>
+              </w:rPr>
+              <w:t xml:space="preserve">Change</w:t>
+            </w:r>
+          </w:p>
+        </w:tc>
+      </w:tr>
+      <w:tr>
+        <w:trPr>
+          <w:cantSplit/>
+        </w:trPr>
+        <w:tc>
+          <w:tcPr>
+            <w:tcW w:type="dxa" w:w="3600"/>
+            <w:tcBorders>
+              <w:top w:val="single" w:color="D1D5DB" w:sz="4"/>
+              <w:left w:val="single" w:color="D1D5DB" w:sz="4"/>
+              <w:bottom w:val="single" w:color="D1D5DB" w:sz="4"/>
+              <w:right w:val="single" w:color="D1D5DB" w:sz="4"/>
+            </w:tcBorders>
+            <w:tcMar>
+              <w:top w:type="dxa" w:w="70"/>
+              <w:left w:type="dxa" w:w="110"/>
+              <w:bottom w:type="dxa" w:w="70"/>
+              <w:right w:type="dxa" w:w="110"/>
+            </w:tcMar>
+          </w:tcPr>
+          <w:p>
+            <w:r>
+              <w:rPr>
+                <w:rFonts w:ascii="Calibri" w:cs="Calibri" w:eastAsia="Calibri" w:hAnsi="Calibri"/>
+                <w:sz w:val="19"/>
+                <w:szCs w:val="19"/>
+              </w:rPr>
+              <w:t xml:space="preserve">Server render of the page (5 fetches)</w:t>
+            </w:r>
+          </w:p>
+        </w:tc>
+        <w:tc>
+          <w:tcPr>
+            <w:tcW w:type="dxa" w:w="2100"/>
+            <w:tcBorders>
+              <w:top w:val="single" w:color="D1D5DB" w:sz="4"/>
+              <w:left w:val="single" w:color="D1D5DB" w:sz="4"/>
+              <w:bottom w:val="single" w:color="D1D5DB" w:sz="4"/>
+              <w:right w:val="single" w:color="D1D5DB" w:sz="4"/>
+            </w:tcBorders>
+            <w:tcMar>
+              <w:top w:type="dxa" w:w="70"/>
+              <w:left w:type="dxa" w:w="110"/>
+              <w:bottom w:type="dxa" w:w="70"/>
+              <w:right w:type="dxa" w:w="110"/>
+            </w:tcMar>
+          </w:tcPr>
+          <w:p>
+            <w:r>
+              <w:rPr>
+                <w:rFonts w:ascii="Calibri" w:cs="Calibri" w:eastAsia="Calibri" w:hAnsi="Calibri"/>
+                <w:sz w:val="19"/>
+                <w:szCs w:val="19"/>
+              </w:rPr>
+              <w:t xml:space="preserve">2015 ms</w:t>
+            </w:r>
+          </w:p>
+        </w:tc>
+        <w:tc>
+          <w:tcPr>
+            <w:tcW w:type="dxa" w:w="2100"/>
+            <w:tcBorders>
+              <w:top w:val="single" w:color="D1D5DB" w:sz="4"/>
+              <w:left w:val="single" w:color="D1D5DB" w:sz="4"/>
+              <w:bottom w:val="single" w:color="D1D5DB" w:sz="4"/>
+              <w:right w:val="single" w:color="D1D5DB" w:sz="4"/>
+            </w:tcBorders>
+            <w:tcMar>
+              <w:top w:type="dxa" w:w="70"/>
+              <w:left w:type="dxa" w:w="110"/>
+              <w:bottom w:type="dxa" w:w="70"/>
+              <w:right w:type="dxa" w:w="110"/>
+            </w:tcMar>
+          </w:tcPr>
+          <w:p>
+            <w:r>
+              <w:rPr>
+                <w:rFonts w:ascii="Calibri" w:cs="Calibri" w:eastAsia="Calibri" w:hAnsi="Calibri"/>
+                <w:b/>
+                <w:bCs/>
+                <w:color w:val="15803D"/>
+                <w:sz w:val="19"/>
+                <w:szCs w:val="19"/>
+              </w:rPr>
+              <w:t xml:space="preserve">834-1073 ms, median 871</w:t>
+            </w:r>
+          </w:p>
+        </w:tc>
+        <w:tc>
+          <w:tcPr>
+            <w:tcW w:type="dxa" w:w="2100"/>
+            <w:tcBorders>
+              <w:top w:val="single" w:color="D1D5DB" w:sz="4"/>
+              <w:left w:val="single" w:color="D1D5DB" w:sz="4"/>
+              <w:bottom w:val="single" w:color="D1D5DB" w:sz="4"/>
+              <w:right w:val="single" w:color="D1D5DB" w:sz="4"/>
+            </w:tcBorders>
+            <w:tcMar>
+              <w:top w:type="dxa" w:w="70"/>
+              <w:left w:type="dxa" w:w="110"/>
+              <w:bottom w:type="dxa" w:w="70"/>
+              <w:right w:type="dxa" w:w="110"/>
+            </w:tcMar>
+          </w:tcPr>
+          <w:p>
+            <w:r>
+              <w:rPr>
+                <w:rFonts w:ascii="Calibri" w:cs="Calibri" w:eastAsia="Calibri" w:hAnsi="Calibri"/>
+                <w:b/>
+                <w:bCs/>
+                <w:color w:val="15803D"/>
+                <w:sz w:val="19"/>
+                <w:szCs w:val="19"/>
+              </w:rPr>
+              <w:t xml:space="preserve">about 2.3x faster</w:t>
+            </w:r>
+          </w:p>
+        </w:tc>
+      </w:tr>
+      <w:tr>
+        <w:trPr>
+          <w:cantSplit/>
+        </w:trPr>
+        <w:tc>
+          <w:tcPr>
+            <w:tcW w:type="dxa" w:w="3600"/>
+            <w:tcBorders>
+              <w:top w:val="single" w:color="D1D5DB" w:sz="4"/>
+              <w:left w:val="single" w:color="D1D5DB" w:sz="4"/>
+              <w:bottom w:val="single" w:color="D1D5DB" w:sz="4"/>
+              <w:right w:val="single" w:color="D1D5DB" w:sz="4"/>
+            </w:tcBorders>
+            <w:tcMar>
+              <w:top w:type="dxa" w:w="70"/>
+              <w:left w:type="dxa" w:w="110"/>
+              <w:bottom w:type="dxa" w:w="70"/>
+              <w:right w:type="dxa" w:w="110"/>
+            </w:tcMar>
+          </w:tcPr>
+          <w:p>
+            <w:r>
+              <w:rPr>
+                <w:rFonts w:ascii="Calibri" w:cs="Calibri" w:eastAsia="Calibri" w:hAnsi="Calibri"/>
+                <w:sz w:val="19"/>
+                <w:szCs w:val="19"/>
+              </w:rPr>
+              <w:t xml:space="preserve">Hard page load, ready (3 loads)</w:t>
+            </w:r>
+          </w:p>
+        </w:tc>
+        <w:tc>
+          <w:tcPr>
+            <w:tcW w:type="dxa" w:w="2100"/>
+            <w:tcBorders>
+              <w:top w:val="single" w:color="D1D5DB" w:sz="4"/>
+              <w:left w:val="single" w:color="D1D5DB" w:sz="4"/>
+              <w:bottom w:val="single" w:color="D1D5DB" w:sz="4"/>
+              <w:right w:val="single" w:color="D1D5DB" w:sz="4"/>
+            </w:tcBorders>
+            <w:tcMar>
+              <w:top w:type="dxa" w:w="70"/>
+              <w:left w:type="dxa" w:w="110"/>
+              <w:bottom w:type="dxa" w:w="70"/>
+              <w:right w:type="dxa" w:w="110"/>
+            </w:tcMar>
+          </w:tcPr>
+          <w:p>
+            <w:r>
+              <w:rPr>
+                <w:rFonts w:ascii="Calibri" w:cs="Calibri" w:eastAsia="Calibri" w:hAnsi="Calibri"/>
+                <w:sz w:val="19"/>
+                <w:szCs w:val="19"/>
+              </w:rPr>
+              <w:t xml:space="preserve">2439 ms</w:t>
+            </w:r>
+          </w:p>
+        </w:tc>
+        <w:tc>
+          <w:tcPr>
+            <w:tcW w:type="dxa" w:w="2100"/>
+            <w:tcBorders>
+              <w:top w:val="single" w:color="D1D5DB" w:sz="4"/>
+              <w:left w:val="single" w:color="D1D5DB" w:sz="4"/>
+              <w:bottom w:val="single" w:color="D1D5DB" w:sz="4"/>
+              <w:right w:val="single" w:color="D1D5DB" w:sz="4"/>
+            </w:tcBorders>
+            <w:tcMar>
+              <w:top w:type="dxa" w:w="70"/>
+              <w:left w:type="dxa" w:w="110"/>
+              <w:bottom w:type="dxa" w:w="70"/>
+              <w:right w:type="dxa" w:w="110"/>
+            </w:tcMar>
+          </w:tcPr>
+          <w:p>
+            <w:r>
+              <w:rPr>
+                <w:rFonts w:ascii="Calibri" w:cs="Calibri" w:eastAsia="Calibri" w:hAnsi="Calibri"/>
+                <w:b/>
+                <w:bCs/>
+                <w:color w:val="15803D"/>
+                <w:sz w:val="19"/>
+                <w:szCs w:val="19"/>
+              </w:rPr>
+              <w:t xml:space="preserve">1117-1994 ms, median 1604</w:t>
+            </w:r>
+          </w:p>
+        </w:tc>
+        <w:tc>
+          <w:tcPr>
+            <w:tcW w:type="dxa" w:w="2100"/>
+            <w:tcBorders>
+              <w:top w:val="single" w:color="D1D5DB" w:sz="4"/>
+              <w:left w:val="single" w:color="D1D5DB" w:sz="4"/>
+              <w:bottom w:val="single" w:color="D1D5DB" w:sz="4"/>
+              <w:right w:val="single" w:color="D1D5DB" w:sz="4"/>
+            </w:tcBorders>
+            <w:tcMar>
+              <w:top w:type="dxa" w:w="70"/>
+              <w:left w:type="dxa" w:w="110"/>
+              <w:bottom w:type="dxa" w:w="70"/>
+              <w:right w:type="dxa" w:w="110"/>
+            </w:tcMar>
+          </w:tcPr>
+          <w:p>
+            <w:r>
+              <w:rPr>
+                <w:rFonts w:ascii="Calibri" w:cs="Calibri" w:eastAsia="Calibri" w:hAnsi="Calibri"/>
+                <w:b/>
+                <w:bCs/>
+                <w:color w:val="15803D"/>
+                <w:sz w:val="19"/>
+                <w:szCs w:val="19"/>
+              </w:rPr>
+              <w:t xml:space="preserve">about 1.5x faster</w:t>
+            </w:r>
+          </w:p>
+        </w:tc>
+      </w:tr>
+      <w:tr>
+        <w:trPr>
+          <w:cantSplit/>
+        </w:trPr>
+        <w:tc>
+          <w:tcPr>
+            <w:tcW w:type="dxa" w:w="3600"/>
+            <w:tcBorders>
+              <w:top w:val="single" w:color="D1D5DB" w:sz="4"/>
+              <w:left w:val="single" w:color="D1D5DB" w:sz="4"/>
+              <w:bottom w:val="single" w:color="D1D5DB" w:sz="4"/>
+              <w:right w:val="single" w:color="D1D5DB" w:sz="4"/>
+            </w:tcBorders>
+            <w:tcMar>
+              <w:top w:type="dxa" w:w="70"/>
+              <w:left w:type="dxa" w:w="110"/>
+              <w:bottom w:type="dxa" w:w="70"/>
+              <w:right w:type="dxa" w:w="110"/>
+            </w:tcMar>
+          </w:tcPr>
+          <w:p>
+            <w:r>
+              <w:rPr>
+                <w:rFonts w:ascii="Calibri" w:cs="Calibri" w:eastAsia="Calibri" w:hAnsi="Calibri"/>
+                <w:sz w:val="19"/>
+                <w:szCs w:val="19"/>
+              </w:rPr>
+              <w:t xml:space="preserve">Refresh data</w:t>
+            </w:r>
+          </w:p>
+        </w:tc>
+        <w:tc>
+          <w:tcPr>
+            <w:tcW w:type="dxa" w:w="2100"/>
+            <w:tcBorders>
+              <w:top w:val="single" w:color="D1D5DB" w:sz="4"/>
+              <w:left w:val="single" w:color="D1D5DB" w:sz="4"/>
+              <w:bottom w:val="single" w:color="D1D5DB" w:sz="4"/>
+              <w:right w:val="single" w:color="D1D5DB" w:sz="4"/>
+            </w:tcBorders>
+            <w:tcMar>
+              <w:top w:type="dxa" w:w="70"/>
+              <w:left w:type="dxa" w:w="110"/>
+              <w:bottom w:type="dxa" w:w="70"/>
+              <w:right w:type="dxa" w:w="110"/>
+            </w:tcMar>
+          </w:tcPr>
+          <w:p>
+            <w:r>
+              <w:rPr>
+                <w:rFonts w:ascii="Calibri" w:cs="Calibri" w:eastAsia="Calibri" w:hAnsi="Calibri"/>
+                <w:sz w:val="19"/>
+                <w:szCs w:val="19"/>
+              </w:rPr>
+              <w:t xml:space="preserve">2074 ms</w:t>
+            </w:r>
+          </w:p>
+        </w:tc>
+        <w:tc>
+          <w:tcPr>
+            <w:tcW w:type="dxa" w:w="2100"/>
+            <w:tcBorders>
+              <w:top w:val="single" w:color="D1D5DB" w:sz="4"/>
+              <w:left w:val="single" w:color="D1D5DB" w:sz="4"/>
+              <w:bottom w:val="single" w:color="D1D5DB" w:sz="4"/>
+              <w:right w:val="single" w:color="D1D5DB" w:sz="4"/>
+            </w:tcBorders>
+            <w:tcMar>
+              <w:top w:type="dxa" w:w="70"/>
+              <w:left w:type="dxa" w:w="110"/>
+              <w:bottom w:type="dxa" w:w="70"/>
+              <w:right w:type="dxa" w:w="110"/>
+            </w:tcMar>
+          </w:tcPr>
+          <w:p>
+            <w:r>
+              <w:rPr>
+                <w:rFonts w:ascii="Calibri" w:cs="Calibri" w:eastAsia="Calibri" w:hAnsi="Calibri"/>
+                <w:b/>
+                <w:bCs/>
+                <w:color w:val="15803D"/>
+                <w:sz w:val="19"/>
+                <w:szCs w:val="19"/>
+              </w:rPr>
+              <w:t xml:space="preserve">1257 ms</w:t>
+            </w:r>
+          </w:p>
+        </w:tc>
+        <w:tc>
+          <w:tcPr>
+            <w:tcW w:type="dxa" w:w="2100"/>
+            <w:tcBorders>
+              <w:top w:val="single" w:color="D1D5DB" w:sz="4"/>
+              <w:left w:val="single" w:color="D1D5DB" w:sz="4"/>
+              <w:bottom w:val="single" w:color="D1D5DB" w:sz="4"/>
+              <w:right w:val="single" w:color="D1D5DB" w:sz="4"/>
+            </w:tcBorders>
+            <w:tcMar>
+              <w:top w:type="dxa" w:w="70"/>
+              <w:left w:type="dxa" w:w="110"/>
+              <w:bottom w:type="dxa" w:w="70"/>
+              <w:right w:type="dxa" w:w="110"/>
+            </w:tcMar>
+          </w:tcPr>
+          <w:p>
+            <w:r>
+              <w:rPr>
+                <w:rFonts w:ascii="Calibri" w:cs="Calibri" w:eastAsia="Calibri" w:hAnsi="Calibri"/>
+                <w:b/>
+                <w:bCs/>
+                <w:color w:val="15803D"/>
+                <w:sz w:val="19"/>
+                <w:szCs w:val="19"/>
+              </w:rPr>
+              <w:t xml:space="preserve">-40%</w:t>
+            </w:r>
+          </w:p>
+        </w:tc>
+      </w:tr>
+      <w:tr>
+        <w:trPr>
+          <w:cantSplit/>
+        </w:trPr>
+        <w:tc>
+          <w:tcPr>
+            <w:tcW w:type="dxa" w:w="3600"/>
+            <w:tcBorders>
+              <w:top w:val="single" w:color="D1D5DB" w:sz="4"/>
+              <w:left w:val="single" w:color="D1D5DB" w:sz="4"/>
+              <w:bottom w:val="single" w:color="D1D5DB" w:sz="4"/>
+              <w:right w:val="single" w:color="D1D5DB" w:sz="4"/>
+            </w:tcBorders>
+            <w:tcMar>
+              <w:top w:type="dxa" w:w="70"/>
+              <w:left w:type="dxa" w:w="110"/>
+              <w:bottom w:type="dxa" w:w="70"/>
+              <w:right w:type="dxa" w:w="110"/>
+            </w:tcMar>
+          </w:tcPr>
+          <w:p>
+            <w:r>
+              <w:rPr>
+                <w:rFonts w:ascii="Calibri" w:cs="Calibri" w:eastAsia="Calibri" w:hAnsi="Calibri"/>
+                <w:sz w:val="19"/>
+                <w:szCs w:val="19"/>
+              </w:rPr>
+              <w:t xml:space="preserve">Tab click, UI changed (8 clicks)</w:t>
+            </w:r>
+          </w:p>
+        </w:tc>
+        <w:tc>
+          <w:tcPr>
+            <w:tcW w:type="dxa" w:w="2100"/>
+            <w:tcBorders>
+              <w:top w:val="single" w:color="D1D5DB" w:sz="4"/>
+              <w:left w:val="single" w:color="D1D5DB" w:sz="4"/>
+              <w:bottom w:val="single" w:color="D1D5DB" w:sz="4"/>
+              <w:right w:val="single" w:color="D1D5DB" w:sz="4"/>
+            </w:tcBorders>
+            <w:tcMar>
+              <w:top w:type="dxa" w:w="70"/>
+              <w:left w:type="dxa" w:w="110"/>
+              <w:bottom w:type="dxa" w:w="70"/>
+              <w:right w:type="dxa" w:w="110"/>
+            </w:tcMar>
+          </w:tcPr>
+          <w:p>
+            <w:r>
+              <w:rPr>
+                <w:rFonts w:ascii="Calibri" w:cs="Calibri" w:eastAsia="Calibri" w:hAnsi="Calibri"/>
+                <w:sz w:val="19"/>
+                <w:szCs w:val="19"/>
+              </w:rPr>
+              <w:t xml:space="preserve">8-24 ms</w:t>
+            </w:r>
+          </w:p>
+        </w:tc>
+        <w:tc>
+          <w:tcPr>
+            <w:tcW w:type="dxa" w:w="2100"/>
+            <w:tcBorders>
+              <w:top w:val="single" w:color="D1D5DB" w:sz="4"/>
+              <w:left w:val="single" w:color="D1D5DB" w:sz="4"/>
+              <w:bottom w:val="single" w:color="D1D5DB" w:sz="4"/>
+              <w:right w:val="single" w:color="D1D5DB" w:sz="4"/>
+            </w:tcBorders>
+            <w:tcMar>
+              <w:top w:type="dxa" w:w="70"/>
+              <w:left w:type="dxa" w:w="110"/>
+              <w:bottom w:type="dxa" w:w="70"/>
+              <w:right w:type="dxa" w:w="110"/>
+            </w:tcMar>
+          </w:tcPr>
+          <w:p>
+            <w:r>
+              <w:rPr>
+                <w:rFonts w:ascii="Calibri" w:cs="Calibri" w:eastAsia="Calibri" w:hAnsi="Calibri"/>
+                <w:sz w:val="19"/>
+                <w:szCs w:val="19"/>
+              </w:rPr>
+              <w:t xml:space="preserve">11-24 ms, median 17</w:t>
+            </w:r>
+          </w:p>
+        </w:tc>
+        <w:tc>
+          <w:tcPr>
+            <w:tcW w:type="dxa" w:w="2100"/>
+            <w:tcBorders>
+              <w:top w:val="single" w:color="D1D5DB" w:sz="4"/>
+              <w:left w:val="single" w:color="D1D5DB" w:sz="4"/>
+              <w:bottom w:val="single" w:color="D1D5DB" w:sz="4"/>
+              <w:right w:val="single" w:color="D1D5DB" w:sz="4"/>
+            </w:tcBorders>
+            <w:tcMar>
+              <w:top w:type="dxa" w:w="70"/>
+              <w:left w:type="dxa" w:w="110"/>
+              <w:bottom w:type="dxa" w:w="70"/>
+              <w:right w:type="dxa" w:w="110"/>
+            </w:tcMar>
+          </w:tcPr>
+          <w:p>
+            <w:r>
+              <w:rPr>
+                <w:rFonts w:ascii="Calibri" w:cs="Calibri" w:eastAsia="Calibri" w:hAnsi="Calibri"/>
+                <w:sz w:val="19"/>
+                <w:szCs w:val="19"/>
+              </w:rPr>
+              <w:t xml:space="preserve">unchanged</w:t>
+            </w:r>
+          </w:p>
+        </w:tc>
+      </w:tr>
+      <w:tr>
+        <w:trPr>
+          <w:cantSplit/>
+        </w:trPr>
+        <w:tc>
+          <w:tcPr>
+            <w:tcW w:type="dxa" w:w="3600"/>
+            <w:tcBorders>
+              <w:top w:val="single" w:color="D1D5DB" w:sz="4"/>
+              <w:left w:val="single" w:color="D1D5DB" w:sz="4"/>
+              <w:bottom w:val="single" w:color="D1D5DB" w:sz="4"/>
+              <w:right w:val="single" w:color="D1D5DB" w:sz="4"/>
+            </w:tcBorders>
+            <w:tcMar>
+              <w:top w:type="dxa" w:w="70"/>
+              <w:left w:type="dxa" w:w="110"/>
+              <w:bottom w:type="dxa" w:w="70"/>
+              <w:right w:type="dxa" w:w="110"/>
+            </w:tcMar>
+          </w:tcPr>
+          <w:p>
+            <w:r>
+              <w:rPr>
+                <w:rFonts w:ascii="Calibri" w:cs="Calibri" w:eastAsia="Calibri" w:hAnsi="Calibri"/>
+                <w:sz w:val="19"/>
+                <w:szCs w:val="19"/>
+              </w:rPr>
+              <w:t xml:space="preserve">Data requests per tab click</w:t>
+            </w:r>
+          </w:p>
+        </w:tc>
+        <w:tc>
+          <w:tcPr>
+            <w:tcW w:type="dxa" w:w="2100"/>
+            <w:tcBorders>
+              <w:top w:val="single" w:color="D1D5DB" w:sz="4"/>
+              <w:left w:val="single" w:color="D1D5DB" w:sz="4"/>
+              <w:bottom w:val="single" w:color="D1D5DB" w:sz="4"/>
+              <w:right w:val="single" w:color="D1D5DB" w:sz="4"/>
+            </w:tcBorders>
+            <w:tcMar>
+              <w:top w:type="dxa" w:w="70"/>
+              <w:left w:type="dxa" w:w="110"/>
+              <w:bottom w:type="dxa" w:w="70"/>
+              <w:right w:type="dxa" w:w="110"/>
+            </w:tcMar>
+          </w:tcPr>
+          <w:p>
+            <w:r>
+              <w:rPr>
+                <w:rFonts w:ascii="Calibri" w:cs="Calibri" w:eastAsia="Calibri" w:hAnsi="Calibri"/>
+                <w:sz w:val="19"/>
+                <w:szCs w:val="19"/>
+              </w:rPr>
+              <w:t xml:space="preserve">0</w:t>
+            </w:r>
+          </w:p>
+        </w:tc>
+        <w:tc>
+          <w:tcPr>
+            <w:tcW w:type="dxa" w:w="2100"/>
+            <w:tcBorders>
+              <w:top w:val="single" w:color="D1D5DB" w:sz="4"/>
+              <w:left w:val="single" w:color="D1D5DB" w:sz="4"/>
+              <w:bottom w:val="single" w:color="D1D5DB" w:sz="4"/>
+              <w:right w:val="single" w:color="D1D5DB" w:sz="4"/>
+            </w:tcBorders>
+            <w:tcMar>
+              <w:top w:type="dxa" w:w="70"/>
+              <w:left w:type="dxa" w:w="110"/>
+              <w:bottom w:type="dxa" w:w="70"/>
+              <w:right w:type="dxa" w:w="110"/>
+            </w:tcMar>
+          </w:tcPr>
+          <w:p>
+            <w:r>
+              <w:rPr>
+                <w:rFonts w:ascii="Calibri" w:cs="Calibri" w:eastAsia="Calibri" w:hAnsi="Calibri"/>
+                <w:sz w:val="19"/>
+                <w:szCs w:val="19"/>
+              </w:rPr>
+              <w:t xml:space="preserve">0</w:t>
+            </w:r>
+          </w:p>
+        </w:tc>
+        <w:tc>
+          <w:tcPr>
+            <w:tcW w:type="dxa" w:w="2100"/>
+            <w:tcBorders>
+              <w:top w:val="single" w:color="D1D5DB" w:sz="4"/>
+              <w:left w:val="single" w:color="D1D5DB" w:sz="4"/>
+              <w:bottom w:val="single" w:color="D1D5DB" w:sz="4"/>
+              <w:right w:val="single" w:color="D1D5DB" w:sz="4"/>
+            </w:tcBorders>
+            <w:tcMar>
+              <w:top w:type="dxa" w:w="70"/>
+              <w:left w:type="dxa" w:w="110"/>
+              <w:bottom w:type="dxa" w:w="70"/>
+              <w:right w:type="dxa" w:w="110"/>
+            </w:tcMar>
+          </w:tcPr>
+          <w:p>
+            <w:r>
+              <w:rPr>
+                <w:rFonts w:ascii="Calibri" w:cs="Calibri" w:eastAsia="Calibri" w:hAnsi="Calibri"/>
+                <w:sz w:val="19"/>
+                <w:szCs w:val="19"/>
+              </w:rPr>
+              <w:t xml:space="preserve">unchanged</w:t>
+            </w:r>
+          </w:p>
+        </w:tc>
+      </w:tr>
+      <w:tr>
+        <w:trPr>
+          <w:cantSplit/>
+        </w:trPr>
+        <w:tc>
+          <w:tcPr>
+            <w:tcW w:type="dxa" w:w="3600"/>
+            <w:tcBorders>
+              <w:top w:val="single" w:color="D1D5DB" w:sz="4"/>
+              <w:left w:val="single" w:color="D1D5DB" w:sz="4"/>
+              <w:bottom w:val="single" w:color="D1D5DB" w:sz="4"/>
+              <w:right w:val="single" w:color="D1D5DB" w:sz="4"/>
+            </w:tcBorders>
+            <w:tcMar>
+              <w:top w:type="dxa" w:w="70"/>
+              <w:left w:type="dxa" w:w="110"/>
+              <w:bottom w:type="dxa" w:w="70"/>
+              <w:right w:type="dxa" w:w="110"/>
+            </w:tcMar>
+          </w:tcPr>
+          <w:p>
+            <w:r>
+              <w:rPr>
+                <w:rFonts w:ascii="Calibri" w:cs="Calibri" w:eastAsia="Calibri" w:hAnsi="Calibri"/>
+                <w:sz w:val="19"/>
+                <w:szCs w:val="19"/>
+              </w:rPr>
+              <w:t xml:space="preserve">30-click burst</w:t>
+            </w:r>
+          </w:p>
+        </w:tc>
+        <w:tc>
+          <w:tcPr>
+            <w:tcW w:type="dxa" w:w="2100"/>
+            <w:tcBorders>
+              <w:top w:val="single" w:color="D1D5DB" w:sz="4"/>
+              <w:left w:val="single" w:color="D1D5DB" w:sz="4"/>
+              <w:bottom w:val="single" w:color="D1D5DB" w:sz="4"/>
+              <w:right w:val="single" w:color="D1D5DB" w:sz="4"/>
+            </w:tcBorders>
+            <w:tcMar>
+              <w:top w:type="dxa" w:w="70"/>
+              <w:left w:type="dxa" w:w="110"/>
+              <w:bottom w:type="dxa" w:w="70"/>
+              <w:right w:type="dxa" w:w="110"/>
+            </w:tcMar>
+          </w:tcPr>
+          <w:p>
+            <w:r>
+              <w:rPr>
+                <w:rFonts w:ascii="Calibri" w:cs="Calibri" w:eastAsia="Calibri" w:hAnsi="Calibri"/>
+                <w:sz w:val="19"/>
+                <w:szCs w:val="19"/>
+              </w:rPr>
+              <w:t xml:space="preserve">0 requests, 16 of 16</w:t>
+            </w:r>
+          </w:p>
+        </w:tc>
+        <w:tc>
+          <w:tcPr>
+            <w:tcW w:type="dxa" w:w="2100"/>
+            <w:tcBorders>
+              <w:top w:val="single" w:color="D1D5DB" w:sz="4"/>
+              <w:left w:val="single" w:color="D1D5DB" w:sz="4"/>
+              <w:bottom w:val="single" w:color="D1D5DB" w:sz="4"/>
+              <w:right w:val="single" w:color="D1D5DB" w:sz="4"/>
+            </w:tcBorders>
+            <w:tcMar>
+              <w:top w:type="dxa" w:w="70"/>
+              <w:left w:type="dxa" w:w="110"/>
+              <w:bottom w:type="dxa" w:w="70"/>
+              <w:right w:type="dxa" w:w="110"/>
+            </w:tcMar>
+          </w:tcPr>
+          <w:p>
+            <w:r>
+              <w:rPr>
+                <w:rFonts w:ascii="Calibri" w:cs="Calibri" w:eastAsia="Calibri" w:hAnsi="Calibri"/>
+                <w:sz w:val="19"/>
+                <w:szCs w:val="19"/>
+              </w:rPr>
+              <w:t xml:space="preserve">0 requests, 16 of 16, 0 Unknown</w:t>
+            </w:r>
+          </w:p>
+        </w:tc>
+        <w:tc>
+          <w:tcPr>
+            <w:tcW w:type="dxa" w:w="2100"/>
+            <w:tcBorders>
+              <w:top w:val="single" w:color="D1D5DB" w:sz="4"/>
+              <w:left w:val="single" w:color="D1D5DB" w:sz="4"/>
+              <w:bottom w:val="single" w:color="D1D5DB" w:sz="4"/>
+              <w:right w:val="single" w:color="D1D5DB" w:sz="4"/>
+            </w:tcBorders>
+            <w:tcMar>
+              <w:top w:type="dxa" w:w="70"/>
+              <w:left w:type="dxa" w:w="110"/>
+              <w:bottom w:type="dxa" w:w="70"/>
+              <w:right w:type="dxa" w:w="110"/>
+            </w:tcMar>
+          </w:tcPr>
+          <w:p>
+            <w:r>
+              <w:rPr>
+                <w:rFonts w:ascii="Calibri" w:cs="Calibri" w:eastAsia="Calibri" w:hAnsi="Calibri"/>
+                <w:sz w:val="19"/>
+                <w:szCs w:val="19"/>
+              </w:rPr>
+              <w:t xml:space="preserve">unchanged</w:t>
+            </w:r>
+          </w:p>
+        </w:tc>
+      </w:tr>
+      <w:tr>
+        <w:trPr>
+          <w:cantSplit/>
+        </w:trPr>
+        <w:tc>
+          <w:tcPr>
+            <w:tcW w:type="dxa" w:w="3600"/>
+            <w:tcBorders>
+              <w:top w:val="single" w:color="D1D5DB" w:sz="4"/>
+              <w:left w:val="single" w:color="D1D5DB" w:sz="4"/>
+              <w:bottom w:val="single" w:color="D1D5DB" w:sz="4"/>
+              <w:right w:val="single" w:color="D1D5DB" w:sz="4"/>
+            </w:tcBorders>
+            <w:tcMar>
+              <w:top w:type="dxa" w:w="70"/>
+              <w:left w:type="dxa" w:w="110"/>
+              <w:bottom w:type="dxa" w:w="70"/>
+              <w:right w:type="dxa" w:w="110"/>
+            </w:tcMar>
+          </w:tcPr>
+          <w:p>
+            <w:r>
+              <w:rPr>
+                <w:rFonts w:ascii="Calibri" w:cs="Calibri" w:eastAsia="Calibri" w:hAnsi="Calibri"/>
+                <w:sz w:val="19"/>
+                <w:szCs w:val="19"/>
+              </w:rPr>
+              <w:t xml:space="preserve">Page payload (decoded)</w:t>
+            </w:r>
+          </w:p>
+        </w:tc>
+        <w:tc>
+          <w:tcPr>
+            <w:tcW w:type="dxa" w:w="2100"/>
+            <w:tcBorders>
+              <w:top w:val="single" w:color="D1D5DB" w:sz="4"/>
+              <w:left w:val="single" w:color="D1D5DB" w:sz="4"/>
+              <w:bottom w:val="single" w:color="D1D5DB" w:sz="4"/>
+              <w:right w:val="single" w:color="D1D5DB" w:sz="4"/>
+            </w:tcBorders>
+            <w:tcMar>
+              <w:top w:type="dxa" w:w="70"/>
+              <w:left w:type="dxa" w:w="110"/>
+              <w:bottom w:type="dxa" w:w="70"/>
+              <w:right w:type="dxa" w:w="110"/>
+            </w:tcMar>
+          </w:tcPr>
+          <w:p>
+            <w:r>
+              <w:rPr>
+                <w:rFonts w:ascii="Calibri" w:cs="Calibri" w:eastAsia="Calibri" w:hAnsi="Calibri"/>
+                <w:sz w:val="19"/>
+                <w:szCs w:val="19"/>
+              </w:rPr>
+              <w:t xml:space="preserve">274 KB</w:t>
+            </w:r>
+          </w:p>
+        </w:tc>
+        <w:tc>
+          <w:tcPr>
+            <w:tcW w:type="dxa" w:w="2100"/>
+            <w:tcBorders>
+              <w:top w:val="single" w:color="D1D5DB" w:sz="4"/>
+              <w:left w:val="single" w:color="D1D5DB" w:sz="4"/>
+              <w:bottom w:val="single" w:color="D1D5DB" w:sz="4"/>
+              <w:right w:val="single" w:color="D1D5DB" w:sz="4"/>
+            </w:tcBorders>
+            <w:tcMar>
+              <w:top w:type="dxa" w:w="70"/>
+              <w:left w:type="dxa" w:w="110"/>
+              <w:bottom w:type="dxa" w:w="70"/>
+              <w:right w:type="dxa" w:w="110"/>
+            </w:tcMar>
+          </w:tcPr>
+          <w:p>
+            <w:r>
+              <w:rPr>
+                <w:rFonts w:ascii="Calibri" w:cs="Calibri" w:eastAsia="Calibri" w:hAnsi="Calibri"/>
+                <w:sz w:val="19"/>
+                <w:szCs w:val="19"/>
+              </w:rPr>
+              <w:t xml:space="preserve">274 KB</w:t>
+            </w:r>
+          </w:p>
+        </w:tc>
+        <w:tc>
+          <w:tcPr>
+            <w:tcW w:type="dxa" w:w="2100"/>
+            <w:tcBorders>
+              <w:top w:val="single" w:color="D1D5DB" w:sz="4"/>
+              <w:left w:val="single" w:color="D1D5DB" w:sz="4"/>
+              <w:bottom w:val="single" w:color="D1D5DB" w:sz="4"/>
+              <w:right w:val="single" w:color="D1D5DB" w:sz="4"/>
+            </w:tcBorders>
+            <w:tcMar>
+              <w:top w:type="dxa" w:w="70"/>
+              <w:left w:type="dxa" w:w="110"/>
+              <w:bottom w:type="dxa" w:w="70"/>
+              <w:right w:type="dxa" w:w="110"/>
+            </w:tcMar>
+          </w:tcPr>
+          <w:p>
+            <w:r>
+              <w:rPr>
+                <w:rFonts w:ascii="Calibri" w:cs="Calibri" w:eastAsia="Calibri" w:hAnsi="Calibri"/>
+                <w:sz w:val="19"/>
+                <w:szCs w:val="19"/>
+              </w:rPr>
+              <w:t xml:space="preserve">unchanged</w:t>
+            </w:r>
+          </w:p>
+        </w:tc>
+      </w:tr>
+    </w:tbl>
+    <w:p>
+      <w:pPr>
+        <w:spacing w:after="100"/>
+      </w:pPr>
+    </w:p>
+    <w:p>
+      <w:pPr>
+        <w:spacing w:after="110" w:line="276"/>
+      </w:pPr>
+      <w:r>
+        <w:rPr>
+          <w:rFonts w:ascii="Calibri" w:cs="Calibri" w:eastAsia="Calibri" w:hAnsi="Calibri"/>
+          <w:color w:val="1F2937"/>
+          <w:sz w:val="21"/>
+          <w:szCs w:val="21"/>
+        </w:rPr>
+        <w:t xml:space="preserve">The hard page load varies more (1.1-2.0 s) because it also loads and starts the page's JavaScript, so the server-render figure is the cleaner measure. A few first visits to a tab showed one or two new requests; they were lazy-loaded script files, not data, and revisits showed none.</w:t>
+      </w:r>
+    </w:p>
+    <w:tbl>
+      <w:tblPr>
+        <w:tblW w:type="dxa" w:w="9900"/>
+        <w:tblBorders>
+          <w:top w:val="single" w:color="auto" w:sz="4"/>
+          <w:left w:val="single" w:color="auto" w:sz="4"/>
+          <w:bottom w:val="single" w:color="auto" w:sz="4"/>
+          <w:right w:val="single" w:color="auto" w:sz="4"/>
+          <w:insideH w:val="single" w:color="auto" w:sz="4"/>
+          <w:insideV w:val="single" w:color="auto" w:sz="4"/>
+        </w:tblBorders>
+      </w:tblPr>
+      <w:tblGrid>
+        <w:gridCol w:w="9900"/>
+      </w:tblGrid>
+      <w:tr>
+        <w:tc>
+          <w:tcPr>
+            <w:tcW w:type="dxa" w:w="9900"/>
+            <w:tcBorders>
+              <w:top w:val="single" w:color="D1D5DB" w:sz="4"/>
+              <w:left w:val="single" w:color="B45309" w:sz="24"/>
+              <w:bottom w:val="single" w:color="D1D5DB" w:sz="4"/>
+              <w:right w:val="single" w:color="D1D5DB" w:sz="4"/>
+            </w:tcBorders>
+            <w:shd w:fill="FFFBEB" w:color="auto" w:val="clear"/>
+            <w:tcMar>
+              <w:top w:type="dxa" w:w="100"/>
+              <w:left w:type="dxa" w:w="180"/>
+              <w:bottom w:type="dxa" w:w="100"/>
+              <w:right w:type="dxa" w:w="160"/>
+            </w:tcMar>
+          </w:tcPr>
+          <w:p>
+            <w:pPr>
+              <w:spacing w:after="50"/>
+            </w:pPr>
+            <w:r>
+              <w:rPr>
+                <w:rFonts w:ascii="Calibri" w:cs="Calibri" w:eastAsia="Calibri" w:hAnsi="Calibri"/>
+                <w:b/>
+                <w:bCs/>
+                <w:color w:val="B45309"/>
+                <w:sz w:val="21"/>
+                <w:szCs w:val="21"/>
+              </w:rPr>
+              <w:t xml:space="preserve">Honest reading</w:t>
+            </w:r>
+          </w:p>
+          <w:p>
+            <w:pPr>
+              <w:spacing w:after="40"/>
+            </w:pPr>
+            <w:r>
+              <w:rPr>
+                <w:rFonts w:ascii="Calibri" w:cs="Calibri" w:eastAsia="Calibri" w:hAnsi="Calibri"/>
+                <w:color w:val="1F2937"/>
+                <w:sz w:val="20"/>
+                <w:szCs w:val="20"/>
+              </w:rPr>
+              <w:t xml:space="preserve">The full page load is clearly faster, which was the goal. It is not as fast as one hop would be: the session check still runs first, and the workspace request waits for it. Running them together would remove that round (about 230 ms against 380 ms on the local setup). I have not done it because it changes the sign-in flow.</w:t>
+            </w:r>
+          </w:p>
+          <w:p>
+            <w:pPr>
+              <w:spacing w:after="40"/>
+            </w:pPr>
+            <w:r>
+              <w:rPr>
+                <w:rFonts w:ascii="Calibri" w:cs="Calibri" w:eastAsia="Calibri" w:hAnsi="Calibri"/>
+                <w:color w:val="1F2937"/>
+                <w:sz w:val="20"/>
+                <w:szCs w:val="20"/>
+              </w:rPr>
+              <w:t xml:space="preserve">I cannot see the Server-Timing header or the load log line from the browser, so which loading path production used is inferred from the speed-up, not observed. Raw numbers: docs/perf-evidence/after-prod-2/after-production-2.json.</w:t>
+            </w:r>
+          </w:p>
+        </w:tc>
+      </w:tr>
+    </w:tbl>
+    <w:p>
+      <w:pPr>
+        <w:pStyle w:val="Heading1"/>
+        <w:spacing w:after="140" w:before="320"/>
+      </w:pPr>
+      <w:r>
+        <w:rPr>
+          <w:rFonts w:ascii="Calibri" w:cs="Calibri" w:eastAsia="Calibri" w:hAnsi="Calibri"/>
+          <w:b/>
+          <w:bCs/>
+          <w:color w:val="1F2937"/>
+          <w:sz w:val="32"/>
+          <w:szCs w:val="32"/>
+        </w:rPr>
+        <w:t xml:space="preserve">8. Limits and what is not done</w:t>
       </w:r>
     </w:p>
     <w:p>
@@ -6729,7 +8402,7 @@
           <w:sz w:val="21"/>
           <w:szCs w:val="21"/>
         </w:rPr>
-        <w:t xml:space="preserve">PERF-02 is partial. </w:t>
+        <w:t xml:space="preserve">PERF-02 is largely done. </w:t>
       </w:r>
       <w:r>
         <w:rPr>
@@ -6738,7 +8411,7 @@
           <w:sz w:val="21"/>
           <w:szCs w:val="21"/>
         </w:rPr>
-        <w:t xml:space="preserve">The page still makes 18 calls on a full render: per run it fetches metrics, evaluations, health and drift. The full load is still about 2.0 s on production. Health and drift are only needed in the run inspector and the Overview attention list, so a batched backend route for them is the next step, followed by one workspace endpoint to cut the three hops. Since tabs no longer re-render the page, this cost is paid once per visit (or per Refresh data), not once per click.</w:t>
+        <w:t xml:space="preserve">The second change made it so: the page makes one workspace request instead of 18 calls, in two hops instead of three, and the server render fell from 2.0 s to 0.87 s. What remains is the session check ahead of it. Inside the backend, the workspace route still runs a few database queries per run, so its work grows with the number of runs, but in one request rather than one request per call.</w:t>
       </w:r>
     </w:p>
     <w:p>
@@ -6817,7 +8490,7 @@
           <w:sz w:val="21"/>
           <w:szCs w:val="21"/>
         </w:rPr>
-        <w:t xml:space="preserve">Backend tests: new unit tests for the trackers and the batch service pass; the pre-existing DB-backed e2e suites could not run here (no database). I did not add an e2e test for the new route.</w:t>
+        <w:t xml:space="preserve">Backend tests: the whole end-to-end suite (243 tests, 18 files) passes against a real Postgres started for the purpose, including a new test that compares the workspace route with the separate routes. The first change's batch route and rate-limit changes are covered by the same run.</w:t>
       </w:r>
     </w:p>
     <w:p>
@@ -6836,7 +8509,7 @@
           <w:sz w:val="21"/>
           <w:szCs w:val="21"/>
         </w:rPr>
-        <w:t xml:space="preserve">The per-key limit stays at 120/min as before; with 18 calls per render that is about six full renders a minute per user. Raise it if you want more headroom.</w:t>
+        <w:t xml:space="preserve">The per-key limit stays at 120/min as before; a render is now about 3 calls, so roughly 40 renders a minute per user (it was about six).</w:t>
       </w:r>
     </w:p>
     <w:p>
@@ -6874,7 +8547,7 @@
           <w:sz w:val="21"/>
           <w:szCs w:val="21"/>
         </w:rPr>
-        <w:t xml:space="preserve">Not verified on production: the Retry banner under real throttling, and the per-user limit with two users. Per-call timing is not exposed; only one summary log line per load exists, and I have not read it from the hosting logs.</w:t>
+        <w:t xml:space="preserve">Not verified on production: the Retry banner under real throttling, and the per-user limit with two users. The Server-Timing header and the load log line exist but I cannot read them from the browser, so they have not been looked at yet.</w:t>
       </w:r>
     </w:p>
     <w:p>
@@ -6891,7 +8564,7 @@
           <w:sz w:val="32"/>
           <w:szCs w:val="32"/>
         </w:rPr>
-        <w:t xml:space="preserve">7. Success criteria and result</w:t>
+        <w:t xml:space="preserve">9. Success criteria and result</w:t>
       </w:r>
     </w:p>
     <w:p>
@@ -7278,11 +8951,11 @@
                 <w:rFonts w:ascii="Calibri" w:cs="Calibri" w:eastAsia="Calibri" w:hAnsi="Calibri"/>
                 <w:b/>
                 <w:bCs/>
-                <w:color w:val="B45309"/>
-                <w:sz w:val="19"/>
-                <w:szCs w:val="19"/>
-              </w:rPr>
-              <w:t xml:space="preserve">Partly: about 2.0 s, same as before; log line not read from the host</w:t>
+                <w:color w:val="15803D"/>
+                <w:sz w:val="19"/>
+                <w:szCs w:val="19"/>
+              </w:rPr>
+              <w:t xml:space="preserve">Pass: faster (server render 871 ms against 2015 ms); the log line itself has not been read from the host</w:t>
             </w:r>
           </w:p>
         </w:tc>
@@ -7404,7 +9077,7 @@
           <w:sz w:val="21"/>
           <w:szCs w:val="21"/>
         </w:rPr>
-        <w:t xml:space="preserve">a batched health and drift route for all runs, then one workspace endpoint, to bring the 2 s full load down; and optionally removing the duplicate source text. Neither is started.</w:t>
+        <w:t xml:space="preserve">run the session check and the workspace request together, which would remove the last extra round; read the Server-Timing log line to see where the remaining time goes; and optionally remove the duplicate source text from the manifests. None is started.</w:t>
       </w:r>
     </w:p>
     <w:sectPr>

--- a/docs/SynthGraph-Performance-Before-After-Report-Production.docx
+++ b/docs/SynthGraph-Performance-Before-After-Report-Production.docx
@@ -45,7 +45,7 @@
           <w:sz w:val="21"/>
           <w:szCs w:val="21"/>
         </w:rPr>
-        <w:t xml:space="preserve">Observed on production, fixed in two deploys (379c83c: tab clicks and rate limiting; 1b1eb67: one workspace request), and re-measured on production after each with the same script. Local comparisons cover the failure cases that should not be provoked on the live site.</w:t>
+        <w:t xml:space="preserve">Observed on production, fixed in three deploys (379c83c: tab clicks and rate limiting; 1b1eb67: one workspace request; e9076bc: session check in parallel), and re-measured on production after each with the same script. Local comparisons cover the failure cases that should not be provoked on the live site.</w:t>
       </w:r>
     </w:p>
     <w:tbl>
@@ -136,7 +136,21 @@
                 <w:sz w:val="20"/>
                 <w:szCs w:val="20"/>
               </w:rPr>
-              <w:t xml:space="preserve">After the first deploy a full page load was still about 2.0 s, because the three sequential backend hops were unchanged. The second deploy loads the whole workspace in one backend request: the server render fell from 2015 ms to a median of 871 ms, and Refresh data from 2.1 s to 1.3 s. A hard page load is about 1.6 s (median of three, range 1.1-2.0 s).</w:t>
+              <w:t xml:space="preserve">After the first deploy a full page load was still about 2.0 s, because the three sequential backend hops were unchanged. The second deploy loads the whole workspace in one backend request: the server render fell from 2015 ms to a median of 871 ms, and Refresh data from 2.1 s to 1.3 s. A hard page load is about 1.1-1.6 s.</w:t>
+            </w:r>
+          </w:p>
+          <w:p>
+            <w:pPr>
+              <w:spacing w:after="40"/>
+            </w:pPr>
+            <w:r>
+              <w:rPr>
+                <w:rFonts w:ascii="Calibri" w:cs="Calibri" w:eastAsia="Calibri" w:hAnsi="Calibri"/>
+                <w:color w:val="1F2937"/>
+                <w:sz w:val="20"/>
+                <w:szCs w:val="20"/>
+              </w:rPr>
+              <w:t xml:space="preserve">A third change, starting the session check and the workspace request together, cut the load from about 380 to about 240 ms on a local setup but made no measurable difference on production (server render median 889 ms over 16 fetches, against 871 ms). The remaining 0.85 s is probably inside the backend request.</w:t>
             </w:r>
           </w:p>
           <w:p>
@@ -213,7 +227,7 @@
           <w:sz w:val="21"/>
           <w:szCs w:val="21"/>
         </w:rPr>
-        <w:t xml:space="preserve">Implemented the fixes on a new branch from origin/main and committed them (379c83c). You merged and deployed it. After the first production re-check the full page load was still about 2 s, so I added a second change (1b1eb67: batched health and drift, one workspace endpoint, timing), which you also merged and deployed.</w:t>
+        <w:t xml:space="preserve">Implemented the fixes on a new branch from origin/main and committed them (379c83c). You merged and deployed it. After the first production re-check the full page load was still about 2 s, so I added a second change (1b1eb67: batched health and drift, one workspace endpoint, timing), which you also merged and deployed. A third (e9076bc) started the session check and the workspace request together.</w:t>
       </w:r>
     </w:p>
     <w:p>
@@ -8328,7 +8342,7 @@
                 <w:sz w:val="20"/>
                 <w:szCs w:val="20"/>
               </w:rPr>
-              <w:t xml:space="preserve">The full page load is clearly faster, which was the goal. It is not as fast as one hop would be: the session check still runs first, and the workspace request waits for it. Running them together would remove that round (about 230 ms against 380 ms on the local setup). I have not done it because it changes the sign-in flow.</w:t>
+              <w:t xml:space="preserve">The full page load is clearly faster, which was the goal. At this point the session check still ran first and the workspace request waited for it; the third change (section 8) removed that wait.</w:t>
             </w:r>
           </w:p>
           <w:p>
@@ -8362,7 +8376,1384 @@
           <w:sz w:val="32"/>
           <w:szCs w:val="32"/>
         </w:rPr>
-        <w:t xml:space="preserve">8. Limits and what is not done</w:t>
+        <w:t xml:space="preserve">8. The third change: session check and workspace request together</w:t>
+      </w:r>
+    </w:p>
+    <w:p>
+      <w:pPr>
+        <w:spacing w:after="110" w:line="276"/>
+      </w:pPr>
+      <w:r>
+        <w:rPr>
+          <w:rFonts w:ascii="Calibri" w:cs="Calibri" w:eastAsia="Calibri" w:hAnsi="Calibri"/>
+          <w:color w:val="1F2937"/>
+          <w:sz w:val="21"/>
+          <w:szCs w:val="21"/>
+        </w:rPr>
+        <w:t xml:space="preserve">The page asked for its data only after the session check had answered, and its title made a second experiment lookup after that. The change sends the workspace request with the cookie's key at once, beside the session check (the backend checks the key itself, and the data is used only once the session is accepted), and takes the page title from the same request. A rejected key now makes four backend calls instead of two; nothing else about the redirects changed.</w:t>
+      </w:r>
+    </w:p>
+    <w:p>
+      <w:pPr>
+        <w:pStyle w:val="Heading2"/>
+        <w:keepNext/>
+        <w:spacing w:after="100" w:before="240"/>
+      </w:pPr>
+      <w:r>
+        <w:rPr>
+          <w:rFonts w:ascii="Calibri" w:cs="Calibri" w:eastAsia="Calibri" w:hAnsi="Calibri"/>
+          <w:b/>
+          <w:bCs/>
+          <w:color w:val="1D4ED8"/>
+          <w:sz w:val="26"/>
+          <w:szCs w:val="26"/>
+        </w:rPr>
+        <w:t xml:space="preserve">Locally: a real gain</w:t>
+      </w:r>
+    </w:p>
+    <w:tbl>
+      <w:tblPr>
+        <w:tblW w:type="dxa" w:w="9900"/>
+        <w:tblBorders>
+          <w:top w:val="single" w:color="auto" w:sz="4"/>
+          <w:left w:val="single" w:color="auto" w:sz="4"/>
+          <w:bottom w:val="single" w:color="auto" w:sz="4"/>
+          <w:right w:val="single" w:color="auto" w:sz="4"/>
+          <w:insideH w:val="single" w:color="auto" w:sz="4"/>
+          <w:insideV w:val="single" w:color="auto" w:sz="4"/>
+        </w:tblBorders>
+      </w:tblPr>
+      <w:tblGrid>
+        <w:gridCol w:w="3900"/>
+        <w:gridCol w:w="1900"/>
+        <w:gridCol w:w="1900"/>
+        <w:gridCol w:w="2200"/>
+      </w:tblGrid>
+      <w:tr>
+        <w:trPr>
+          <w:tblHeader/>
+        </w:trPr>
+        <w:tc>
+          <w:tcPr>
+            <w:tcW w:type="dxa" w:w="3900"/>
+            <w:tcBorders>
+              <w:top w:val="single" w:color="D1D5DB" w:sz="4"/>
+              <w:left w:val="single" w:color="D1D5DB" w:sz="4"/>
+              <w:bottom w:val="single" w:color="D1D5DB" w:sz="4"/>
+              <w:right w:val="single" w:color="D1D5DB" w:sz="4"/>
+            </w:tcBorders>
+            <w:shd w:fill="E5E7EB" w:color="auto" w:val="clear"/>
+            <w:tcMar>
+              <w:top w:type="dxa" w:w="70"/>
+              <w:left w:type="dxa" w:w="110"/>
+              <w:bottom w:type="dxa" w:w="70"/>
+              <w:right w:type="dxa" w:w="110"/>
+            </w:tcMar>
+          </w:tcPr>
+          <w:p>
+            <w:r>
+              <w:rPr>
+                <w:rFonts w:ascii="Calibri" w:cs="Calibri" w:eastAsia="Calibri" w:hAnsi="Calibri"/>
+                <w:b/>
+                <w:bCs/>
+                <w:sz w:val="19"/>
+                <w:szCs w:val="19"/>
+              </w:rPr>
+              <w:t xml:space="preserve">Same local setup as section 6</w:t>
+            </w:r>
+          </w:p>
+        </w:tc>
+        <w:tc>
+          <w:tcPr>
+            <w:tcW w:type="dxa" w:w="1900"/>
+            <w:tcBorders>
+              <w:top w:val="single" w:color="D1D5DB" w:sz="4"/>
+              <w:left w:val="single" w:color="D1D5DB" w:sz="4"/>
+              <w:bottom w:val="single" w:color="D1D5DB" w:sz="4"/>
+              <w:right w:val="single" w:color="D1D5DB" w:sz="4"/>
+            </w:tcBorders>
+            <w:shd w:fill="E5E7EB" w:color="auto" w:val="clear"/>
+            <w:tcMar>
+              <w:top w:type="dxa" w:w="70"/>
+              <w:left w:type="dxa" w:w="110"/>
+              <w:bottom w:type="dxa" w:w="70"/>
+              <w:right w:type="dxa" w:w="110"/>
+            </w:tcMar>
+          </w:tcPr>
+          <w:p>
+            <w:r>
+              <w:rPr>
+                <w:rFonts w:ascii="Calibri" w:cs="Calibri" w:eastAsia="Calibri" w:hAnsi="Calibri"/>
+                <w:b/>
+                <w:bCs/>
+                <w:sz w:val="19"/>
+                <w:szCs w:val="19"/>
+              </w:rPr>
+              <w:t xml:space="preserve">Page load</w:t>
+            </w:r>
+          </w:p>
+        </w:tc>
+        <w:tc>
+          <w:tcPr>
+            <w:tcW w:type="dxa" w:w="1900"/>
+            <w:tcBorders>
+              <w:top w:val="single" w:color="D1D5DB" w:sz="4"/>
+              <w:left w:val="single" w:color="D1D5DB" w:sz="4"/>
+              <w:bottom w:val="single" w:color="D1D5DB" w:sz="4"/>
+              <w:right w:val="single" w:color="D1D5DB" w:sz="4"/>
+            </w:tcBorders>
+            <w:shd w:fill="E5E7EB" w:color="auto" w:val="clear"/>
+            <w:tcMar>
+              <w:top w:type="dxa" w:w="70"/>
+              <w:left w:type="dxa" w:w="110"/>
+              <w:bottom w:type="dxa" w:w="70"/>
+              <w:right w:type="dxa" w:w="110"/>
+            </w:tcMar>
+          </w:tcPr>
+          <w:p>
+            <w:r>
+              <w:rPr>
+                <w:rFonts w:ascii="Calibri" w:cs="Calibri" w:eastAsia="Calibri" w:hAnsi="Calibri"/>
+                <w:b/>
+                <w:bCs/>
+                <w:sz w:val="19"/>
+                <w:szCs w:val="19"/>
+              </w:rPr>
+              <w:t xml:space="preserve">Backend calls</w:t>
+            </w:r>
+          </w:p>
+        </w:tc>
+        <w:tc>
+          <w:tcPr>
+            <w:tcW w:type="dxa" w:w="2200"/>
+            <w:tcBorders>
+              <w:top w:val="single" w:color="D1D5DB" w:sz="4"/>
+              <w:left w:val="single" w:color="D1D5DB" w:sz="4"/>
+              <w:bottom w:val="single" w:color="D1D5DB" w:sz="4"/>
+              <w:right w:val="single" w:color="D1D5DB" w:sz="4"/>
+            </w:tcBorders>
+            <w:shd w:fill="E5E7EB" w:color="auto" w:val="clear"/>
+            <w:tcMar>
+              <w:top w:type="dxa" w:w="70"/>
+              <w:left w:type="dxa" w:w="110"/>
+              <w:bottom w:type="dxa" w:w="70"/>
+              <w:right w:type="dxa" w:w="110"/>
+            </w:tcMar>
+          </w:tcPr>
+          <w:p>
+            <w:r>
+              <w:rPr>
+                <w:rFonts w:ascii="Calibri" w:cs="Calibri" w:eastAsia="Calibri" w:hAnsi="Calibri"/>
+                <w:b/>
+                <w:bCs/>
+                <w:sz w:val="19"/>
+                <w:szCs w:val="19"/>
+              </w:rPr>
+              <w:t xml:space="preserve">Round trips deep</w:t>
+            </w:r>
+          </w:p>
+        </w:tc>
+      </w:tr>
+      <w:tr>
+        <w:trPr>
+          <w:cantSplit/>
+        </w:trPr>
+        <w:tc>
+          <w:tcPr>
+            <w:tcW w:type="dxa" w:w="3900"/>
+            <w:tcBorders>
+              <w:top w:val="single" w:color="D1D5DB" w:sz="4"/>
+              <w:left w:val="single" w:color="D1D5DB" w:sz="4"/>
+              <w:bottom w:val="single" w:color="D1D5DB" w:sz="4"/>
+              <w:right w:val="single" w:color="D1D5DB" w:sz="4"/>
+            </w:tcBorders>
+            <w:tcMar>
+              <w:top w:type="dxa" w:w="70"/>
+              <w:left w:type="dxa" w:w="110"/>
+              <w:bottom w:type="dxa" w:w="70"/>
+              <w:right w:type="dxa" w:w="110"/>
+            </w:tcMar>
+          </w:tcPr>
+          <w:p>
+            <w:r>
+              <w:rPr>
+                <w:rFonts w:ascii="Calibri" w:cs="Calibri" w:eastAsia="Calibri" w:hAnsi="Calibri"/>
+                <w:sz w:val="19"/>
+                <w:szCs w:val="19"/>
+              </w:rPr>
+              <w:t xml:space="preserve">Before this change</w:t>
+            </w:r>
+          </w:p>
+        </w:tc>
+        <w:tc>
+          <w:tcPr>
+            <w:tcW w:type="dxa" w:w="1900"/>
+            <w:tcBorders>
+              <w:top w:val="single" w:color="D1D5DB" w:sz="4"/>
+              <w:left w:val="single" w:color="D1D5DB" w:sz="4"/>
+              <w:bottom w:val="single" w:color="D1D5DB" w:sz="4"/>
+              <w:right w:val="single" w:color="D1D5DB" w:sz="4"/>
+            </w:tcBorders>
+            <w:tcMar>
+              <w:top w:type="dxa" w:w="70"/>
+              <w:left w:type="dxa" w:w="110"/>
+              <w:bottom w:type="dxa" w:w="70"/>
+              <w:right w:type="dxa" w:w="110"/>
+            </w:tcMar>
+          </w:tcPr>
+          <w:p>
+            <w:r>
+              <w:rPr>
+                <w:rFonts w:ascii="Calibri" w:cs="Calibri" w:eastAsia="Calibri" w:hAnsi="Calibri"/>
+                <w:sz w:val="19"/>
+                <w:szCs w:val="19"/>
+              </w:rPr>
+              <w:t xml:space="preserve">372-402 ms</w:t>
+            </w:r>
+          </w:p>
+        </w:tc>
+        <w:tc>
+          <w:tcPr>
+            <w:tcW w:type="dxa" w:w="1900"/>
+            <w:tcBorders>
+              <w:top w:val="single" w:color="D1D5DB" w:sz="4"/>
+              <w:left w:val="single" w:color="D1D5DB" w:sz="4"/>
+              <w:bottom w:val="single" w:color="D1D5DB" w:sz="4"/>
+              <w:right w:val="single" w:color="D1D5DB" w:sz="4"/>
+            </w:tcBorders>
+            <w:tcMar>
+              <w:top w:type="dxa" w:w="70"/>
+              <w:left w:type="dxa" w:w="110"/>
+              <w:bottom w:type="dxa" w:w="70"/>
+              <w:right w:type="dxa" w:w="110"/>
+            </w:tcMar>
+          </w:tcPr>
+          <w:p>
+            <w:r>
+              <w:rPr>
+                <w:rFonts w:ascii="Calibri" w:cs="Calibri" w:eastAsia="Calibri" w:hAnsi="Calibri"/>
+                <w:sz w:val="19"/>
+                <w:szCs w:val="19"/>
+              </w:rPr>
+              <w:t xml:space="preserve">3</w:t>
+            </w:r>
+          </w:p>
+        </w:tc>
+        <w:tc>
+          <w:tcPr>
+            <w:tcW w:type="dxa" w:w="2200"/>
+            <w:tcBorders>
+              <w:top w:val="single" w:color="D1D5DB" w:sz="4"/>
+              <w:left w:val="single" w:color="D1D5DB" w:sz="4"/>
+              <w:bottom w:val="single" w:color="D1D5DB" w:sz="4"/>
+              <w:right w:val="single" w:color="D1D5DB" w:sz="4"/>
+            </w:tcBorders>
+            <w:tcMar>
+              <w:top w:type="dxa" w:w="70"/>
+              <w:left w:type="dxa" w:w="110"/>
+              <w:bottom w:type="dxa" w:w="70"/>
+              <w:right w:type="dxa" w:w="110"/>
+            </w:tcMar>
+          </w:tcPr>
+          <w:p>
+            <w:r>
+              <w:rPr>
+                <w:rFonts w:ascii="Calibri" w:cs="Calibri" w:eastAsia="Calibri" w:hAnsi="Calibri"/>
+                <w:sz w:val="19"/>
+                <w:szCs w:val="19"/>
+              </w:rPr>
+              <w:t xml:space="preserve">2</w:t>
+            </w:r>
+          </w:p>
+        </w:tc>
+      </w:tr>
+      <w:tr>
+        <w:trPr>
+          <w:cantSplit/>
+        </w:trPr>
+        <w:tc>
+          <w:tcPr>
+            <w:tcW w:type="dxa" w:w="3900"/>
+            <w:tcBorders>
+              <w:top w:val="single" w:color="D1D5DB" w:sz="4"/>
+              <w:left w:val="single" w:color="D1D5DB" w:sz="4"/>
+              <w:bottom w:val="single" w:color="D1D5DB" w:sz="4"/>
+              <w:right w:val="single" w:color="D1D5DB" w:sz="4"/>
+            </w:tcBorders>
+            <w:tcMar>
+              <w:top w:type="dxa" w:w="70"/>
+              <w:left w:type="dxa" w:w="110"/>
+              <w:bottom w:type="dxa" w:w="70"/>
+              <w:right w:type="dxa" w:w="110"/>
+            </w:tcMar>
+          </w:tcPr>
+          <w:p>
+            <w:r>
+              <w:rPr>
+                <w:rFonts w:ascii="Calibri" w:cs="Calibri" w:eastAsia="Calibri" w:hAnsi="Calibri"/>
+                <w:sz w:val="19"/>
+                <w:szCs w:val="19"/>
+              </w:rPr>
+              <w:t xml:space="preserve">Session and workspace together, title still separate</w:t>
+            </w:r>
+          </w:p>
+        </w:tc>
+        <w:tc>
+          <w:tcPr>
+            <w:tcW w:type="dxa" w:w="1900"/>
+            <w:tcBorders>
+              <w:top w:val="single" w:color="D1D5DB" w:sz="4"/>
+              <w:left w:val="single" w:color="D1D5DB" w:sz="4"/>
+              <w:bottom w:val="single" w:color="D1D5DB" w:sz="4"/>
+              <w:right w:val="single" w:color="D1D5DB" w:sz="4"/>
+            </w:tcBorders>
+            <w:tcMar>
+              <w:top w:type="dxa" w:w="70"/>
+              <w:left w:type="dxa" w:w="110"/>
+              <w:bottom w:type="dxa" w:w="70"/>
+              <w:right w:type="dxa" w:w="110"/>
+            </w:tcMar>
+          </w:tcPr>
+          <w:p>
+            <w:r>
+              <w:rPr>
+                <w:rFonts w:ascii="Calibri" w:cs="Calibri" w:eastAsia="Calibri" w:hAnsi="Calibri"/>
+                <w:sz w:val="19"/>
+                <w:szCs w:val="19"/>
+              </w:rPr>
+              <w:t xml:space="preserve">342-359 ms</w:t>
+            </w:r>
+          </w:p>
+        </w:tc>
+        <w:tc>
+          <w:tcPr>
+            <w:tcW w:type="dxa" w:w="1900"/>
+            <w:tcBorders>
+              <w:top w:val="single" w:color="D1D5DB" w:sz="4"/>
+              <w:left w:val="single" w:color="D1D5DB" w:sz="4"/>
+              <w:bottom w:val="single" w:color="D1D5DB" w:sz="4"/>
+              <w:right w:val="single" w:color="D1D5DB" w:sz="4"/>
+            </w:tcBorders>
+            <w:tcMar>
+              <w:top w:type="dxa" w:w="70"/>
+              <w:left w:type="dxa" w:w="110"/>
+              <w:bottom w:type="dxa" w:w="70"/>
+              <w:right w:type="dxa" w:w="110"/>
+            </w:tcMar>
+          </w:tcPr>
+          <w:p>
+            <w:r>
+              <w:rPr>
+                <w:rFonts w:ascii="Calibri" w:cs="Calibri" w:eastAsia="Calibri" w:hAnsi="Calibri"/>
+                <w:sz w:val="19"/>
+                <w:szCs w:val="19"/>
+              </w:rPr>
+              <w:t xml:space="preserve">3</w:t>
+            </w:r>
+          </w:p>
+        </w:tc>
+        <w:tc>
+          <w:tcPr>
+            <w:tcW w:type="dxa" w:w="2200"/>
+            <w:tcBorders>
+              <w:top w:val="single" w:color="D1D5DB" w:sz="4"/>
+              <w:left w:val="single" w:color="D1D5DB" w:sz="4"/>
+              <w:bottom w:val="single" w:color="D1D5DB" w:sz="4"/>
+              <w:right w:val="single" w:color="D1D5DB" w:sz="4"/>
+            </w:tcBorders>
+            <w:tcMar>
+              <w:top w:type="dxa" w:w="70"/>
+              <w:left w:type="dxa" w:w="110"/>
+              <w:bottom w:type="dxa" w:w="70"/>
+              <w:right w:type="dxa" w:w="110"/>
+            </w:tcMar>
+          </w:tcPr>
+          <w:p>
+            <w:r>
+              <w:rPr>
+                <w:rFonts w:ascii="Calibri" w:cs="Calibri" w:eastAsia="Calibri" w:hAnsi="Calibri"/>
+                <w:sz w:val="19"/>
+                <w:szCs w:val="19"/>
+              </w:rPr>
+              <w:t xml:space="preserve">2</w:t>
+            </w:r>
+          </w:p>
+        </w:tc>
+      </w:tr>
+      <w:tr>
+        <w:trPr>
+          <w:cantSplit/>
+        </w:trPr>
+        <w:tc>
+          <w:tcPr>
+            <w:tcW w:type="dxa" w:w="3900"/>
+            <w:tcBorders>
+              <w:top w:val="single" w:color="D1D5DB" w:sz="4"/>
+              <w:left w:val="single" w:color="D1D5DB" w:sz="4"/>
+              <w:bottom w:val="single" w:color="D1D5DB" w:sz="4"/>
+              <w:right w:val="single" w:color="D1D5DB" w:sz="4"/>
+            </w:tcBorders>
+            <w:tcMar>
+              <w:top w:type="dxa" w:w="70"/>
+              <w:left w:type="dxa" w:w="110"/>
+              <w:bottom w:type="dxa" w:w="70"/>
+              <w:right w:type="dxa" w:w="110"/>
+            </w:tcMar>
+          </w:tcPr>
+          <w:p>
+            <w:r>
+              <w:rPr>
+                <w:rFonts w:ascii="Calibri" w:cs="Calibri" w:eastAsia="Calibri" w:hAnsi="Calibri"/>
+                <w:b/>
+                <w:bCs/>
+                <w:sz w:val="19"/>
+                <w:szCs w:val="19"/>
+              </w:rPr>
+              <w:t xml:space="preserve">Plus the title sharing the workspace request</w:t>
+            </w:r>
+          </w:p>
+        </w:tc>
+        <w:tc>
+          <w:tcPr>
+            <w:tcW w:type="dxa" w:w="1900"/>
+            <w:tcBorders>
+              <w:top w:val="single" w:color="D1D5DB" w:sz="4"/>
+              <w:left w:val="single" w:color="D1D5DB" w:sz="4"/>
+              <w:bottom w:val="single" w:color="D1D5DB" w:sz="4"/>
+              <w:right w:val="single" w:color="D1D5DB" w:sz="4"/>
+            </w:tcBorders>
+            <w:tcMar>
+              <w:top w:type="dxa" w:w="70"/>
+              <w:left w:type="dxa" w:w="110"/>
+              <w:bottom w:type="dxa" w:w="70"/>
+              <w:right w:type="dxa" w:w="110"/>
+            </w:tcMar>
+          </w:tcPr>
+          <w:p>
+            <w:r>
+              <w:rPr>
+                <w:rFonts w:ascii="Calibri" w:cs="Calibri" w:eastAsia="Calibri" w:hAnsi="Calibri"/>
+                <w:b/>
+                <w:bCs/>
+                <w:color w:val="15803D"/>
+                <w:sz w:val="19"/>
+                <w:szCs w:val="19"/>
+              </w:rPr>
+              <w:t xml:space="preserve">228-250 ms</w:t>
+            </w:r>
+          </w:p>
+        </w:tc>
+        <w:tc>
+          <w:tcPr>
+            <w:tcW w:type="dxa" w:w="1900"/>
+            <w:tcBorders>
+              <w:top w:val="single" w:color="D1D5DB" w:sz="4"/>
+              <w:left w:val="single" w:color="D1D5DB" w:sz="4"/>
+              <w:bottom w:val="single" w:color="D1D5DB" w:sz="4"/>
+              <w:right w:val="single" w:color="D1D5DB" w:sz="4"/>
+            </w:tcBorders>
+            <w:tcMar>
+              <w:top w:type="dxa" w:w="70"/>
+              <w:left w:type="dxa" w:w="110"/>
+              <w:bottom w:type="dxa" w:w="70"/>
+              <w:right w:type="dxa" w:w="110"/>
+            </w:tcMar>
+          </w:tcPr>
+          <w:p>
+            <w:r>
+              <w:rPr>
+                <w:rFonts w:ascii="Calibri" w:cs="Calibri" w:eastAsia="Calibri" w:hAnsi="Calibri"/>
+                <w:b/>
+                <w:bCs/>
+                <w:color w:val="15803D"/>
+                <w:sz w:val="19"/>
+                <w:szCs w:val="19"/>
+              </w:rPr>
+              <w:t xml:space="preserve">2</w:t>
+            </w:r>
+          </w:p>
+        </w:tc>
+        <w:tc>
+          <w:tcPr>
+            <w:tcW w:type="dxa" w:w="2200"/>
+            <w:tcBorders>
+              <w:top w:val="single" w:color="D1D5DB" w:sz="4"/>
+              <w:left w:val="single" w:color="D1D5DB" w:sz="4"/>
+              <w:bottom w:val="single" w:color="D1D5DB" w:sz="4"/>
+              <w:right w:val="single" w:color="D1D5DB" w:sz="4"/>
+            </w:tcBorders>
+            <w:tcMar>
+              <w:top w:type="dxa" w:w="70"/>
+              <w:left w:type="dxa" w:w="110"/>
+              <w:bottom w:type="dxa" w:w="70"/>
+              <w:right w:type="dxa" w:w="110"/>
+            </w:tcMar>
+          </w:tcPr>
+          <w:p>
+            <w:r>
+              <w:rPr>
+                <w:rFonts w:ascii="Calibri" w:cs="Calibri" w:eastAsia="Calibri" w:hAnsi="Calibri"/>
+                <w:b/>
+                <w:bCs/>
+                <w:color w:val="15803D"/>
+                <w:sz w:val="19"/>
+                <w:szCs w:val="19"/>
+              </w:rPr>
+              <w:t xml:space="preserve">1</w:t>
+            </w:r>
+          </w:p>
+        </w:tc>
+      </w:tr>
+    </w:tbl>
+    <w:p>
+      <w:pPr>
+        <w:spacing w:after="100"/>
+      </w:pPr>
+    </w:p>
+    <w:p>
+      <w:pPr>
+        <w:spacing w:after="110" w:line="276"/>
+      </w:pPr>
+      <w:r>
+        <w:rPr>
+          <w:rFonts w:ascii="Calibri" w:cs="Calibri" w:eastAsia="Calibri" w:hAnsi="Calibri"/>
+          <w:color w:val="1F2937"/>
+          <w:sz w:val="21"/>
+          <w:szCs w:val="21"/>
+        </w:rPr>
+        <w:t xml:space="preserve">Starting the two requests together alone saved only about 30 ms, because the title lookup then became the longest path. The data in the page is unchanged: both versions stream 637 rows with the same content, differing only in the build id and in where one long string is split across stream chunks.</w:t>
+      </w:r>
+    </w:p>
+    <w:p>
+      <w:pPr>
+        <w:pStyle w:val="Heading2"/>
+        <w:keepNext/>
+        <w:spacing w:after="100" w:before="240"/>
+      </w:pPr>
+      <w:r>
+        <w:rPr>
+          <w:rFonts w:ascii="Calibri" w:cs="Calibri" w:eastAsia="Calibri" w:hAnsi="Calibri"/>
+          <w:b/>
+          <w:bCs/>
+          <w:color w:val="1D4ED8"/>
+          <w:sz w:val="26"/>
+          <w:szCs w:val="26"/>
+        </w:rPr>
+        <w:t xml:space="preserve">On production: no measurable change</w:t>
+      </w:r>
+    </w:p>
+    <w:tbl>
+      <w:tblPr>
+        <w:tblW w:type="dxa" w:w="9900"/>
+        <w:tblBorders>
+          <w:top w:val="single" w:color="auto" w:sz="4"/>
+          <w:left w:val="single" w:color="auto" w:sz="4"/>
+          <w:bottom w:val="single" w:color="auto" w:sz="4"/>
+          <w:right w:val="single" w:color="auto" w:sz="4"/>
+          <w:insideH w:val="single" w:color="auto" w:sz="4"/>
+          <w:insideV w:val="single" w:color="auto" w:sz="4"/>
+        </w:tblBorders>
+      </w:tblPr>
+      <w:tblGrid>
+        <w:gridCol w:w="3600"/>
+        <w:gridCol w:w="2100"/>
+        <w:gridCol w:w="2100"/>
+        <w:gridCol w:w="2100"/>
+      </w:tblGrid>
+      <w:tr>
+        <w:trPr>
+          <w:tblHeader/>
+        </w:trPr>
+        <w:tc>
+          <w:tcPr>
+            <w:tcW w:type="dxa" w:w="3600"/>
+            <w:tcBorders>
+              <w:top w:val="single" w:color="D1D5DB" w:sz="4"/>
+              <w:left w:val="single" w:color="D1D5DB" w:sz="4"/>
+              <w:bottom w:val="single" w:color="D1D5DB" w:sz="4"/>
+              <w:right w:val="single" w:color="D1D5DB" w:sz="4"/>
+            </w:tcBorders>
+            <w:shd w:fill="E5E7EB" w:color="auto" w:val="clear"/>
+            <w:tcMar>
+              <w:top w:type="dxa" w:w="70"/>
+              <w:left w:type="dxa" w:w="110"/>
+              <w:bottom w:type="dxa" w:w="70"/>
+              <w:right w:type="dxa" w:w="110"/>
+            </w:tcMar>
+          </w:tcPr>
+          <w:p>
+            <w:r>
+              <w:rPr>
+                <w:rFonts w:ascii="Calibri" w:cs="Calibri" w:eastAsia="Calibri" w:hAnsi="Calibri"/>
+                <w:b/>
+                <w:bCs/>
+                <w:sz w:val="19"/>
+                <w:szCs w:val="19"/>
+              </w:rPr>
+              <w:t xml:space="preserve">Measure</w:t>
+            </w:r>
+          </w:p>
+        </w:tc>
+        <w:tc>
+          <w:tcPr>
+            <w:tcW w:type="dxa" w:w="2100"/>
+            <w:tcBorders>
+              <w:top w:val="single" w:color="D1D5DB" w:sz="4"/>
+              <w:left w:val="single" w:color="D1D5DB" w:sz="4"/>
+              <w:bottom w:val="single" w:color="D1D5DB" w:sz="4"/>
+              <w:right w:val="single" w:color="D1D5DB" w:sz="4"/>
+            </w:tcBorders>
+            <w:shd w:fill="E5E7EB" w:color="auto" w:val="clear"/>
+            <w:tcMar>
+              <w:top w:type="dxa" w:w="70"/>
+              <w:left w:type="dxa" w:w="110"/>
+              <w:bottom w:type="dxa" w:w="70"/>
+              <w:right w:type="dxa" w:w="110"/>
+            </w:tcMar>
+          </w:tcPr>
+          <w:p>
+            <w:r>
+              <w:rPr>
+                <w:rFonts w:ascii="Calibri" w:cs="Calibri" w:eastAsia="Calibri" w:hAnsi="Calibri"/>
+                <w:b/>
+                <w:bCs/>
+                <w:sz w:val="19"/>
+                <w:szCs w:val="19"/>
+              </w:rPr>
+              <w:t xml:space="preserve">Before this change</w:t>
+            </w:r>
+          </w:p>
+        </w:tc>
+        <w:tc>
+          <w:tcPr>
+            <w:tcW w:type="dxa" w:w="2100"/>
+            <w:tcBorders>
+              <w:top w:val="single" w:color="D1D5DB" w:sz="4"/>
+              <w:left w:val="single" w:color="D1D5DB" w:sz="4"/>
+              <w:bottom w:val="single" w:color="D1D5DB" w:sz="4"/>
+              <w:right w:val="single" w:color="D1D5DB" w:sz="4"/>
+            </w:tcBorders>
+            <w:shd w:fill="E5E7EB" w:color="auto" w:val="clear"/>
+            <w:tcMar>
+              <w:top w:type="dxa" w:w="70"/>
+              <w:left w:type="dxa" w:w="110"/>
+              <w:bottom w:type="dxa" w:w="70"/>
+              <w:right w:type="dxa" w:w="110"/>
+            </w:tcMar>
+          </w:tcPr>
+          <w:p>
+            <w:r>
+              <w:rPr>
+                <w:rFonts w:ascii="Calibri" w:cs="Calibri" w:eastAsia="Calibri" w:hAnsi="Calibri"/>
+                <w:b/>
+                <w:bCs/>
+                <w:sz w:val="19"/>
+                <w:szCs w:val="19"/>
+              </w:rPr>
+              <w:t xml:space="preserve">Now</w:t>
+            </w:r>
+          </w:p>
+        </w:tc>
+        <w:tc>
+          <w:tcPr>
+            <w:tcW w:type="dxa" w:w="2100"/>
+            <w:tcBorders>
+              <w:top w:val="single" w:color="D1D5DB" w:sz="4"/>
+              <w:left w:val="single" w:color="D1D5DB" w:sz="4"/>
+              <w:bottom w:val="single" w:color="D1D5DB" w:sz="4"/>
+              <w:right w:val="single" w:color="D1D5DB" w:sz="4"/>
+            </w:tcBorders>
+            <w:shd w:fill="E5E7EB" w:color="auto" w:val="clear"/>
+            <w:tcMar>
+              <w:top w:type="dxa" w:w="70"/>
+              <w:left w:type="dxa" w:w="110"/>
+              <w:bottom w:type="dxa" w:w="70"/>
+              <w:right w:type="dxa" w:w="110"/>
+            </w:tcMar>
+          </w:tcPr>
+          <w:p>
+            <w:r>
+              <w:rPr>
+                <w:rFonts w:ascii="Calibri" w:cs="Calibri" w:eastAsia="Calibri" w:hAnsi="Calibri"/>
+                <w:b/>
+                <w:bCs/>
+                <w:sz w:val="19"/>
+                <w:szCs w:val="19"/>
+              </w:rPr>
+              <w:t xml:space="preserve">Change</w:t>
+            </w:r>
+          </w:p>
+        </w:tc>
+      </w:tr>
+      <w:tr>
+        <w:trPr>
+          <w:cantSplit/>
+        </w:trPr>
+        <w:tc>
+          <w:tcPr>
+            <w:tcW w:type="dxa" w:w="3600"/>
+            <w:tcBorders>
+              <w:top w:val="single" w:color="D1D5DB" w:sz="4"/>
+              <w:left w:val="single" w:color="D1D5DB" w:sz="4"/>
+              <w:bottom w:val="single" w:color="D1D5DB" w:sz="4"/>
+              <w:right w:val="single" w:color="D1D5DB" w:sz="4"/>
+            </w:tcBorders>
+            <w:tcMar>
+              <w:top w:type="dxa" w:w="70"/>
+              <w:left w:type="dxa" w:w="110"/>
+              <w:bottom w:type="dxa" w:w="70"/>
+              <w:right w:type="dxa" w:w="110"/>
+            </w:tcMar>
+          </w:tcPr>
+          <w:p>
+            <w:r>
+              <w:rPr>
+                <w:rFonts w:ascii="Calibri" w:cs="Calibri" w:eastAsia="Calibri" w:hAnsi="Calibri"/>
+                <w:sz w:val="19"/>
+                <w:szCs w:val="19"/>
+              </w:rPr>
+              <w:t xml:space="preserve">Server render, warm (16 fetches)</w:t>
+            </w:r>
+          </w:p>
+        </w:tc>
+        <w:tc>
+          <w:tcPr>
+            <w:tcW w:type="dxa" w:w="2100"/>
+            <w:tcBorders>
+              <w:top w:val="single" w:color="D1D5DB" w:sz="4"/>
+              <w:left w:val="single" w:color="D1D5DB" w:sz="4"/>
+              <w:bottom w:val="single" w:color="D1D5DB" w:sz="4"/>
+              <w:right w:val="single" w:color="D1D5DB" w:sz="4"/>
+            </w:tcBorders>
+            <w:tcMar>
+              <w:top w:type="dxa" w:w="70"/>
+              <w:left w:type="dxa" w:w="110"/>
+              <w:bottom w:type="dxa" w:w="70"/>
+              <w:right w:type="dxa" w:w="110"/>
+            </w:tcMar>
+          </w:tcPr>
+          <w:p>
+            <w:r>
+              <w:rPr>
+                <w:rFonts w:ascii="Calibri" w:cs="Calibri" w:eastAsia="Calibri" w:hAnsi="Calibri"/>
+                <w:sz w:val="19"/>
+                <w:szCs w:val="19"/>
+              </w:rPr>
+              <w:t xml:space="preserve">median 871 ms (5 fetches)</w:t>
+            </w:r>
+          </w:p>
+        </w:tc>
+        <w:tc>
+          <w:tcPr>
+            <w:tcW w:type="dxa" w:w="2100"/>
+            <w:tcBorders>
+              <w:top w:val="single" w:color="D1D5DB" w:sz="4"/>
+              <w:left w:val="single" w:color="D1D5DB" w:sz="4"/>
+              <w:bottom w:val="single" w:color="D1D5DB" w:sz="4"/>
+              <w:right w:val="single" w:color="D1D5DB" w:sz="4"/>
+            </w:tcBorders>
+            <w:tcMar>
+              <w:top w:type="dxa" w:w="70"/>
+              <w:left w:type="dxa" w:w="110"/>
+              <w:bottom w:type="dxa" w:w="70"/>
+              <w:right w:type="dxa" w:w="110"/>
+            </w:tcMar>
+          </w:tcPr>
+          <w:p>
+            <w:r>
+              <w:rPr>
+                <w:rFonts w:ascii="Calibri" w:cs="Calibri" w:eastAsia="Calibri" w:hAnsi="Calibri"/>
+                <w:sz w:val="19"/>
+                <w:szCs w:val="19"/>
+              </w:rPr>
+              <w:t xml:space="preserve">median 889 ms, range 749-1697</w:t>
+            </w:r>
+          </w:p>
+        </w:tc>
+        <w:tc>
+          <w:tcPr>
+            <w:tcW w:type="dxa" w:w="2100"/>
+            <w:tcBorders>
+              <w:top w:val="single" w:color="D1D5DB" w:sz="4"/>
+              <w:left w:val="single" w:color="D1D5DB" w:sz="4"/>
+              <w:bottom w:val="single" w:color="D1D5DB" w:sz="4"/>
+              <w:right w:val="single" w:color="D1D5DB" w:sz="4"/>
+            </w:tcBorders>
+            <w:tcMar>
+              <w:top w:type="dxa" w:w="70"/>
+              <w:left w:type="dxa" w:w="110"/>
+              <w:bottom w:type="dxa" w:w="70"/>
+              <w:right w:type="dxa" w:w="110"/>
+            </w:tcMar>
+          </w:tcPr>
+          <w:p>
+            <w:r>
+              <w:rPr>
+                <w:rFonts w:ascii="Calibri" w:cs="Calibri" w:eastAsia="Calibri" w:hAnsi="Calibri"/>
+                <w:b/>
+                <w:bCs/>
+                <w:color w:val="B45309"/>
+                <w:sz w:val="19"/>
+                <w:szCs w:val="19"/>
+              </w:rPr>
+              <w:t xml:space="preserve">no measurable change</w:t>
+            </w:r>
+          </w:p>
+        </w:tc>
+      </w:tr>
+      <w:tr>
+        <w:trPr>
+          <w:cantSplit/>
+        </w:trPr>
+        <w:tc>
+          <w:tcPr>
+            <w:tcW w:type="dxa" w:w="3600"/>
+            <w:tcBorders>
+              <w:top w:val="single" w:color="D1D5DB" w:sz="4"/>
+              <w:left w:val="single" w:color="D1D5DB" w:sz="4"/>
+              <w:bottom w:val="single" w:color="D1D5DB" w:sz="4"/>
+              <w:right w:val="single" w:color="D1D5DB" w:sz="4"/>
+            </w:tcBorders>
+            <w:tcMar>
+              <w:top w:type="dxa" w:w="70"/>
+              <w:left w:type="dxa" w:w="110"/>
+              <w:bottom w:type="dxa" w:w="70"/>
+              <w:right w:type="dxa" w:w="110"/>
+            </w:tcMar>
+          </w:tcPr>
+          <w:p>
+            <w:r>
+              <w:rPr>
+                <w:rFonts w:ascii="Calibri" w:cs="Calibri" w:eastAsia="Calibri" w:hAnsi="Calibri"/>
+                <w:sz w:val="19"/>
+                <w:szCs w:val="19"/>
+              </w:rPr>
+              <w:t xml:space="preserve">Hard page load, ready (3 loads)</w:t>
+            </w:r>
+          </w:p>
+        </w:tc>
+        <w:tc>
+          <w:tcPr>
+            <w:tcW w:type="dxa" w:w="2100"/>
+            <w:tcBorders>
+              <w:top w:val="single" w:color="D1D5DB" w:sz="4"/>
+              <w:left w:val="single" w:color="D1D5DB" w:sz="4"/>
+              <w:bottom w:val="single" w:color="D1D5DB" w:sz="4"/>
+              <w:right w:val="single" w:color="D1D5DB" w:sz="4"/>
+            </w:tcBorders>
+            <w:tcMar>
+              <w:top w:type="dxa" w:w="70"/>
+              <w:left w:type="dxa" w:w="110"/>
+              <w:bottom w:type="dxa" w:w="70"/>
+              <w:right w:type="dxa" w:w="110"/>
+            </w:tcMar>
+          </w:tcPr>
+          <w:p>
+            <w:r>
+              <w:rPr>
+                <w:rFonts w:ascii="Calibri" w:cs="Calibri" w:eastAsia="Calibri" w:hAnsi="Calibri"/>
+                <w:sz w:val="19"/>
+                <w:szCs w:val="19"/>
+              </w:rPr>
+              <w:t xml:space="preserve">1117-1994 ms</w:t>
+            </w:r>
+          </w:p>
+        </w:tc>
+        <w:tc>
+          <w:tcPr>
+            <w:tcW w:type="dxa" w:w="2100"/>
+            <w:tcBorders>
+              <w:top w:val="single" w:color="D1D5DB" w:sz="4"/>
+              <w:left w:val="single" w:color="D1D5DB" w:sz="4"/>
+              <w:bottom w:val="single" w:color="D1D5DB" w:sz="4"/>
+              <w:right w:val="single" w:color="D1D5DB" w:sz="4"/>
+            </w:tcBorders>
+            <w:tcMar>
+              <w:top w:type="dxa" w:w="70"/>
+              <w:left w:type="dxa" w:w="110"/>
+              <w:bottom w:type="dxa" w:w="70"/>
+              <w:right w:type="dxa" w:w="110"/>
+            </w:tcMar>
+          </w:tcPr>
+          <w:p>
+            <w:r>
+              <w:rPr>
+                <w:rFonts w:ascii="Calibri" w:cs="Calibri" w:eastAsia="Calibri" w:hAnsi="Calibri"/>
+                <w:sz w:val="19"/>
+                <w:szCs w:val="19"/>
+              </w:rPr>
+              <w:t xml:space="preserve">1062-1215 ms</w:t>
+            </w:r>
+          </w:p>
+        </w:tc>
+        <w:tc>
+          <w:tcPr>
+            <w:tcW w:type="dxa" w:w="2100"/>
+            <w:tcBorders>
+              <w:top w:val="single" w:color="D1D5DB" w:sz="4"/>
+              <w:left w:val="single" w:color="D1D5DB" w:sz="4"/>
+              <w:bottom w:val="single" w:color="D1D5DB" w:sz="4"/>
+              <w:right w:val="single" w:color="D1D5DB" w:sz="4"/>
+            </w:tcBorders>
+            <w:tcMar>
+              <w:top w:type="dxa" w:w="70"/>
+              <w:left w:type="dxa" w:w="110"/>
+              <w:bottom w:type="dxa" w:w="70"/>
+              <w:right w:type="dxa" w:w="110"/>
+            </w:tcMar>
+          </w:tcPr>
+          <w:p>
+            <w:r>
+              <w:rPr>
+                <w:rFonts w:ascii="Calibri" w:cs="Calibri" w:eastAsia="Calibri" w:hAnsi="Calibri"/>
+                <w:sz w:val="19"/>
+                <w:szCs w:val="19"/>
+              </w:rPr>
+              <w:t xml:space="preserve">inconclusive</w:t>
+            </w:r>
+          </w:p>
+        </w:tc>
+      </w:tr>
+      <w:tr>
+        <w:trPr>
+          <w:cantSplit/>
+        </w:trPr>
+        <w:tc>
+          <w:tcPr>
+            <w:tcW w:type="dxa" w:w="3600"/>
+            <w:tcBorders>
+              <w:top w:val="single" w:color="D1D5DB" w:sz="4"/>
+              <w:left w:val="single" w:color="D1D5DB" w:sz="4"/>
+              <w:bottom w:val="single" w:color="D1D5DB" w:sz="4"/>
+              <w:right w:val="single" w:color="D1D5DB" w:sz="4"/>
+            </w:tcBorders>
+            <w:tcMar>
+              <w:top w:type="dxa" w:w="70"/>
+              <w:left w:type="dxa" w:w="110"/>
+              <w:bottom w:type="dxa" w:w="70"/>
+              <w:right w:type="dxa" w:w="110"/>
+            </w:tcMar>
+          </w:tcPr>
+          <w:p>
+            <w:r>
+              <w:rPr>
+                <w:rFonts w:ascii="Calibri" w:cs="Calibri" w:eastAsia="Calibri" w:hAnsi="Calibri"/>
+                <w:sz w:val="19"/>
+                <w:szCs w:val="19"/>
+              </w:rPr>
+              <w:t xml:space="preserve">Refresh data</w:t>
+            </w:r>
+          </w:p>
+        </w:tc>
+        <w:tc>
+          <w:tcPr>
+            <w:tcW w:type="dxa" w:w="2100"/>
+            <w:tcBorders>
+              <w:top w:val="single" w:color="D1D5DB" w:sz="4"/>
+              <w:left w:val="single" w:color="D1D5DB" w:sz="4"/>
+              <w:bottom w:val="single" w:color="D1D5DB" w:sz="4"/>
+              <w:right w:val="single" w:color="D1D5DB" w:sz="4"/>
+            </w:tcBorders>
+            <w:tcMar>
+              <w:top w:type="dxa" w:w="70"/>
+              <w:left w:type="dxa" w:w="110"/>
+              <w:bottom w:type="dxa" w:w="70"/>
+              <w:right w:type="dxa" w:w="110"/>
+            </w:tcMar>
+          </w:tcPr>
+          <w:p>
+            <w:r>
+              <w:rPr>
+                <w:rFonts w:ascii="Calibri" w:cs="Calibri" w:eastAsia="Calibri" w:hAnsi="Calibri"/>
+                <w:sz w:val="19"/>
+                <w:szCs w:val="19"/>
+              </w:rPr>
+              <w:t xml:space="preserve">1257 ms</w:t>
+            </w:r>
+          </w:p>
+        </w:tc>
+        <w:tc>
+          <w:tcPr>
+            <w:tcW w:type="dxa" w:w="2100"/>
+            <w:tcBorders>
+              <w:top w:val="single" w:color="D1D5DB" w:sz="4"/>
+              <w:left w:val="single" w:color="D1D5DB" w:sz="4"/>
+              <w:bottom w:val="single" w:color="D1D5DB" w:sz="4"/>
+              <w:right w:val="single" w:color="D1D5DB" w:sz="4"/>
+            </w:tcBorders>
+            <w:tcMar>
+              <w:top w:type="dxa" w:w="70"/>
+              <w:left w:type="dxa" w:w="110"/>
+              <w:bottom w:type="dxa" w:w="70"/>
+              <w:right w:type="dxa" w:w="110"/>
+            </w:tcMar>
+          </w:tcPr>
+          <w:p>
+            <w:r>
+              <w:rPr>
+                <w:rFonts w:ascii="Calibri" w:cs="Calibri" w:eastAsia="Calibri" w:hAnsi="Calibri"/>
+                <w:sz w:val="19"/>
+                <w:szCs w:val="19"/>
+              </w:rPr>
+              <w:t xml:space="preserve">1439 ms</w:t>
+            </w:r>
+          </w:p>
+        </w:tc>
+        <w:tc>
+          <w:tcPr>
+            <w:tcW w:type="dxa" w:w="2100"/>
+            <w:tcBorders>
+              <w:top w:val="single" w:color="D1D5DB" w:sz="4"/>
+              <w:left w:val="single" w:color="D1D5DB" w:sz="4"/>
+              <w:bottom w:val="single" w:color="D1D5DB" w:sz="4"/>
+              <w:right w:val="single" w:color="D1D5DB" w:sz="4"/>
+            </w:tcBorders>
+            <w:tcMar>
+              <w:top w:type="dxa" w:w="70"/>
+              <w:left w:type="dxa" w:w="110"/>
+              <w:bottom w:type="dxa" w:w="70"/>
+              <w:right w:type="dxa" w:w="110"/>
+            </w:tcMar>
+          </w:tcPr>
+          <w:p>
+            <w:r>
+              <w:rPr>
+                <w:rFonts w:ascii="Calibri" w:cs="Calibri" w:eastAsia="Calibri" w:hAnsi="Calibri"/>
+                <w:sz w:val="19"/>
+                <w:szCs w:val="19"/>
+              </w:rPr>
+              <w:t xml:space="preserve">within noise</w:t>
+            </w:r>
+          </w:p>
+        </w:tc>
+      </w:tr>
+      <w:tr>
+        <w:trPr>
+          <w:cantSplit/>
+        </w:trPr>
+        <w:tc>
+          <w:tcPr>
+            <w:tcW w:type="dxa" w:w="3600"/>
+            <w:tcBorders>
+              <w:top w:val="single" w:color="D1D5DB" w:sz="4"/>
+              <w:left w:val="single" w:color="D1D5DB" w:sz="4"/>
+              <w:bottom w:val="single" w:color="D1D5DB" w:sz="4"/>
+              <w:right w:val="single" w:color="D1D5DB" w:sz="4"/>
+            </w:tcBorders>
+            <w:tcMar>
+              <w:top w:type="dxa" w:w="70"/>
+              <w:left w:type="dxa" w:w="110"/>
+              <w:bottom w:type="dxa" w:w="70"/>
+              <w:right w:type="dxa" w:w="110"/>
+            </w:tcMar>
+          </w:tcPr>
+          <w:p>
+            <w:r>
+              <w:rPr>
+                <w:rFonts w:ascii="Calibri" w:cs="Calibri" w:eastAsia="Calibri" w:hAnsi="Calibri"/>
+                <w:sz w:val="19"/>
+                <w:szCs w:val="19"/>
+              </w:rPr>
+              <w:t xml:space="preserve">Tab click, UI changed (8 clicks)</w:t>
+            </w:r>
+          </w:p>
+        </w:tc>
+        <w:tc>
+          <w:tcPr>
+            <w:tcW w:type="dxa" w:w="2100"/>
+            <w:tcBorders>
+              <w:top w:val="single" w:color="D1D5DB" w:sz="4"/>
+              <w:left w:val="single" w:color="D1D5DB" w:sz="4"/>
+              <w:bottom w:val="single" w:color="D1D5DB" w:sz="4"/>
+              <w:right w:val="single" w:color="D1D5DB" w:sz="4"/>
+            </w:tcBorders>
+            <w:tcMar>
+              <w:top w:type="dxa" w:w="70"/>
+              <w:left w:type="dxa" w:w="110"/>
+              <w:bottom w:type="dxa" w:w="70"/>
+              <w:right w:type="dxa" w:w="110"/>
+            </w:tcMar>
+          </w:tcPr>
+          <w:p>
+            <w:r>
+              <w:rPr>
+                <w:rFonts w:ascii="Calibri" w:cs="Calibri" w:eastAsia="Calibri" w:hAnsi="Calibri"/>
+                <w:sz w:val="19"/>
+                <w:szCs w:val="19"/>
+              </w:rPr>
+              <w:t xml:space="preserve">median 17 ms</w:t>
+            </w:r>
+          </w:p>
+        </w:tc>
+        <w:tc>
+          <w:tcPr>
+            <w:tcW w:type="dxa" w:w="2100"/>
+            <w:tcBorders>
+              <w:top w:val="single" w:color="D1D5DB" w:sz="4"/>
+              <w:left w:val="single" w:color="D1D5DB" w:sz="4"/>
+              <w:bottom w:val="single" w:color="D1D5DB" w:sz="4"/>
+              <w:right w:val="single" w:color="D1D5DB" w:sz="4"/>
+            </w:tcBorders>
+            <w:tcMar>
+              <w:top w:type="dxa" w:w="70"/>
+              <w:left w:type="dxa" w:w="110"/>
+              <w:bottom w:type="dxa" w:w="70"/>
+              <w:right w:type="dxa" w:w="110"/>
+            </w:tcMar>
+          </w:tcPr>
+          <w:p>
+            <w:r>
+              <w:rPr>
+                <w:rFonts w:ascii="Calibri" w:cs="Calibri" w:eastAsia="Calibri" w:hAnsi="Calibri"/>
+                <w:sz w:val="19"/>
+                <w:szCs w:val="19"/>
+              </w:rPr>
+              <w:t xml:space="preserve">median 16 ms, 0 data requests</w:t>
+            </w:r>
+          </w:p>
+        </w:tc>
+        <w:tc>
+          <w:tcPr>
+            <w:tcW w:type="dxa" w:w="2100"/>
+            <w:tcBorders>
+              <w:top w:val="single" w:color="D1D5DB" w:sz="4"/>
+              <w:left w:val="single" w:color="D1D5DB" w:sz="4"/>
+              <w:bottom w:val="single" w:color="D1D5DB" w:sz="4"/>
+              <w:right w:val="single" w:color="D1D5DB" w:sz="4"/>
+            </w:tcBorders>
+            <w:tcMar>
+              <w:top w:type="dxa" w:w="70"/>
+              <w:left w:type="dxa" w:w="110"/>
+              <w:bottom w:type="dxa" w:w="70"/>
+              <w:right w:type="dxa" w:w="110"/>
+            </w:tcMar>
+          </w:tcPr>
+          <w:p>
+            <w:r>
+              <w:rPr>
+                <w:rFonts w:ascii="Calibri" w:cs="Calibri" w:eastAsia="Calibri" w:hAnsi="Calibri"/>
+                <w:sz w:val="19"/>
+                <w:szCs w:val="19"/>
+              </w:rPr>
+              <w:t xml:space="preserve">unchanged</w:t>
+            </w:r>
+          </w:p>
+        </w:tc>
+      </w:tr>
+      <w:tr>
+        <w:trPr>
+          <w:cantSplit/>
+        </w:trPr>
+        <w:tc>
+          <w:tcPr>
+            <w:tcW w:type="dxa" w:w="3600"/>
+            <w:tcBorders>
+              <w:top w:val="single" w:color="D1D5DB" w:sz="4"/>
+              <w:left w:val="single" w:color="D1D5DB" w:sz="4"/>
+              <w:bottom w:val="single" w:color="D1D5DB" w:sz="4"/>
+              <w:right w:val="single" w:color="D1D5DB" w:sz="4"/>
+            </w:tcBorders>
+            <w:tcMar>
+              <w:top w:type="dxa" w:w="70"/>
+              <w:left w:type="dxa" w:w="110"/>
+              <w:bottom w:type="dxa" w:w="70"/>
+              <w:right w:type="dxa" w:w="110"/>
+            </w:tcMar>
+          </w:tcPr>
+          <w:p>
+            <w:r>
+              <w:rPr>
+                <w:rFonts w:ascii="Calibri" w:cs="Calibri" w:eastAsia="Calibri" w:hAnsi="Calibri"/>
+                <w:sz w:val="19"/>
+                <w:szCs w:val="19"/>
+              </w:rPr>
+              <w:t xml:space="preserve">30-click burst</w:t>
+            </w:r>
+          </w:p>
+        </w:tc>
+        <w:tc>
+          <w:tcPr>
+            <w:tcW w:type="dxa" w:w="2100"/>
+            <w:tcBorders>
+              <w:top w:val="single" w:color="D1D5DB" w:sz="4"/>
+              <w:left w:val="single" w:color="D1D5DB" w:sz="4"/>
+              <w:bottom w:val="single" w:color="D1D5DB" w:sz="4"/>
+              <w:right w:val="single" w:color="D1D5DB" w:sz="4"/>
+            </w:tcBorders>
+            <w:tcMar>
+              <w:top w:type="dxa" w:w="70"/>
+              <w:left w:type="dxa" w:w="110"/>
+              <w:bottom w:type="dxa" w:w="70"/>
+              <w:right w:type="dxa" w:w="110"/>
+            </w:tcMar>
+          </w:tcPr>
+          <w:p>
+            <w:r>
+              <w:rPr>
+                <w:rFonts w:ascii="Calibri" w:cs="Calibri" w:eastAsia="Calibri" w:hAnsi="Calibri"/>
+                <w:sz w:val="19"/>
+                <w:szCs w:val="19"/>
+              </w:rPr>
+              <w:t xml:space="preserve">0 requests, 16 of 16</w:t>
+            </w:r>
+          </w:p>
+        </w:tc>
+        <w:tc>
+          <w:tcPr>
+            <w:tcW w:type="dxa" w:w="2100"/>
+            <w:tcBorders>
+              <w:top w:val="single" w:color="D1D5DB" w:sz="4"/>
+              <w:left w:val="single" w:color="D1D5DB" w:sz="4"/>
+              <w:bottom w:val="single" w:color="D1D5DB" w:sz="4"/>
+              <w:right w:val="single" w:color="D1D5DB" w:sz="4"/>
+            </w:tcBorders>
+            <w:tcMar>
+              <w:top w:type="dxa" w:w="70"/>
+              <w:left w:type="dxa" w:w="110"/>
+              <w:bottom w:type="dxa" w:w="70"/>
+              <w:right w:type="dxa" w:w="110"/>
+            </w:tcMar>
+          </w:tcPr>
+          <w:p>
+            <w:r>
+              <w:rPr>
+                <w:rFonts w:ascii="Calibri" w:cs="Calibri" w:eastAsia="Calibri" w:hAnsi="Calibri"/>
+                <w:sz w:val="19"/>
+                <w:szCs w:val="19"/>
+              </w:rPr>
+              <w:t xml:space="preserve">0 requests, 16 of 16, 0 Unknown</w:t>
+            </w:r>
+          </w:p>
+        </w:tc>
+        <w:tc>
+          <w:tcPr>
+            <w:tcW w:type="dxa" w:w="2100"/>
+            <w:tcBorders>
+              <w:top w:val="single" w:color="D1D5DB" w:sz="4"/>
+              <w:left w:val="single" w:color="D1D5DB" w:sz="4"/>
+              <w:bottom w:val="single" w:color="D1D5DB" w:sz="4"/>
+              <w:right w:val="single" w:color="D1D5DB" w:sz="4"/>
+            </w:tcBorders>
+            <w:tcMar>
+              <w:top w:type="dxa" w:w="70"/>
+              <w:left w:type="dxa" w:w="110"/>
+              <w:bottom w:type="dxa" w:w="70"/>
+              <w:right w:type="dxa" w:w="110"/>
+            </w:tcMar>
+          </w:tcPr>
+          <w:p>
+            <w:r>
+              <w:rPr>
+                <w:rFonts w:ascii="Calibri" w:cs="Calibri" w:eastAsia="Calibri" w:hAnsi="Calibri"/>
+                <w:sz w:val="19"/>
+                <w:szCs w:val="19"/>
+              </w:rPr>
+              <w:t xml:space="preserve">unchanged</w:t>
+            </w:r>
+          </w:p>
+        </w:tc>
+      </w:tr>
+    </w:tbl>
+    <w:p>
+      <w:pPr>
+        <w:spacing w:after="100"/>
+      </w:pPr>
+    </w:p>
+    <w:tbl>
+      <w:tblPr>
+        <w:tblW w:type="dxa" w:w="9900"/>
+        <w:tblBorders>
+          <w:top w:val="single" w:color="auto" w:sz="4"/>
+          <w:left w:val="single" w:color="auto" w:sz="4"/>
+          <w:bottom w:val="single" w:color="auto" w:sz="4"/>
+          <w:right w:val="single" w:color="auto" w:sz="4"/>
+          <w:insideH w:val="single" w:color="auto" w:sz="4"/>
+          <w:insideV w:val="single" w:color="auto" w:sz="4"/>
+        </w:tblBorders>
+      </w:tblPr>
+      <w:tblGrid>
+        <w:gridCol w:w="9900"/>
+      </w:tblGrid>
+      <w:tr>
+        <w:tc>
+          <w:tcPr>
+            <w:tcW w:type="dxa" w:w="9900"/>
+            <w:tcBorders>
+              <w:top w:val="single" w:color="D1D5DB" w:sz="4"/>
+              <w:left w:val="single" w:color="B45309" w:sz="24"/>
+              <w:bottom w:val="single" w:color="D1D5DB" w:sz="4"/>
+              <w:right w:val="single" w:color="D1D5DB" w:sz="4"/>
+            </w:tcBorders>
+            <w:shd w:fill="FFFBEB" w:color="auto" w:val="clear"/>
+            <w:tcMar>
+              <w:top w:type="dxa" w:w="100"/>
+              <w:left w:type="dxa" w:w="180"/>
+              <w:bottom w:type="dxa" w:w="100"/>
+              <w:right w:type="dxa" w:w="160"/>
+            </w:tcMar>
+          </w:tcPr>
+          <w:p>
+            <w:pPr>
+              <w:spacing w:after="50"/>
+            </w:pPr>
+            <w:r>
+              <w:rPr>
+                <w:rFonts w:ascii="Calibri" w:cs="Calibri" w:eastAsia="Calibri" w:hAnsi="Calibri"/>
+                <w:b/>
+                <w:bCs/>
+                <w:color w:val="B45309"/>
+                <w:sz w:val="21"/>
+                <w:szCs w:val="21"/>
+              </w:rPr>
+              <w:t xml:space="preserve">Honest reading</w:t>
+            </w:r>
+          </w:p>
+          <w:p>
+            <w:pPr>
+              <w:spacing w:after="40"/>
+            </w:pPr>
+            <w:r>
+              <w:rPr>
+                <w:rFonts w:ascii="Calibri" w:cs="Calibri" w:eastAsia="Calibri" w:hAnsi="Calibri"/>
+                <w:color w:val="1F2937"/>
+                <w:sz w:val="20"/>
+                <w:szCs w:val="20"/>
+              </w:rPr>
+              <w:t xml:space="preserve">The change works as designed and the page is correct, but it did not make production measurably faster. The likeliest reason is that the production session check is short, so little was left to overlap; the local proxy made it as slow as the data request, which exaggerated the gain.</w:t>
+            </w:r>
+          </w:p>
+          <w:p>
+            <w:pPr>
+              <w:spacing w:after="40"/>
+            </w:pPr>
+            <w:r>
+              <w:rPr>
+                <w:rFonts w:ascii="Calibri" w:cs="Calibri" w:eastAsia="Calibri" w:hAnsi="Calibri"/>
+                <w:color w:val="1F2937"/>
+                <w:sz w:val="20"/>
+                <w:szCs w:val="20"/>
+              </w:rPr>
+              <w:t xml:space="preserve">The remaining 0.8-0.9 s of server render is probably inside the backend request (database round trips, building a 274 KB response). That cannot be seen from the browser: the Server-Timing header and the load log line are in the hosting provider's logs, and have not been read yet. The sign-in and invalid-key redirects were not tested on production, because that would mean signing the account out or altering its cookie.</w:t>
+            </w:r>
+          </w:p>
+        </w:tc>
+      </w:tr>
+    </w:tbl>
+    <w:p>
+      <w:pPr>
+        <w:pStyle w:val="Heading1"/>
+        <w:spacing w:after="140" w:before="320"/>
+      </w:pPr>
+      <w:r>
+        <w:rPr>
+          <w:rFonts w:ascii="Calibri" w:cs="Calibri" w:eastAsia="Calibri" w:hAnsi="Calibri"/>
+          <w:b/>
+          <w:bCs/>
+          <w:color w:val="1F2937"/>
+          <w:sz w:val="32"/>
+          <w:szCs w:val="32"/>
+        </w:rPr>
+        <w:t xml:space="preserve">9. Limits and what is not done</w:t>
       </w:r>
     </w:p>
     <w:p>
@@ -8411,7 +9802,7 @@
           <w:sz w:val="21"/>
           <w:szCs w:val="21"/>
         </w:rPr>
-        <w:t xml:space="preserve">The second change made it so: the page makes one workspace request instead of 18 calls, in two hops instead of three, and the server render fell from 2.0 s to 0.87 s. What remains is the session check ahead of it. Inside the backend, the workspace route still runs a few database queries per run, so its work grows with the number of runs, but in one request rather than one request per call.</w:t>
+        <w:t xml:space="preserve">The second change made it so: the page makes one workspace request instead of 18 calls, and the server render fell from 2.0 s to 0.87 s. The third change took the session check out of the way locally but did not move production, so the remaining time is most likely inside the backend request. Inside it, the workspace route still runs a few database queries per run, so its work grows with the number of runs, but in one request rather than one request per call.</w:t>
       </w:r>
     </w:p>
     <w:p>
@@ -8564,7 +9955,7 @@
           <w:sz w:val="32"/>
           <w:szCs w:val="32"/>
         </w:rPr>
-        <w:t xml:space="preserve">9. Success criteria and result</w:t>
+        <w:t xml:space="preserve">10. Success criteria and result</w:t>
       </w:r>
     </w:p>
     <w:p>
@@ -9077,7 +10468,7 @@
           <w:sz w:val="21"/>
           <w:szCs w:val="21"/>
         </w:rPr>
-        <w:t xml:space="preserve">run the session check and the workspace request together, which would remove the last extra round; read the Server-Timing log line to see where the remaining time goes; and optionally remove the duplicate source text from the manifests. None is started.</w:t>
+        <w:t xml:space="preserve">read the Server-Timing log line from the hosting provider to see where the remaining 0.85 s goes (that decides whether the backend queries are worth restructuring); and optionally remove the duplicate source text from the manifests. Neither is started.</w:t>
       </w:r>
     </w:p>
     <w:sectPr>
